--- a/courts/ninth-circuit/northern-mariana-islands/federal/bankruptcy-district/adversary-complaint/usage/OUTPUT-adversary-complaint.docx
+++ b/courts/ninth-circuit/northern-mariana-islands/federal/bankruptcy-district/adversary-complaint/usage/OUTPUT-adversary-complaint.docx
@@ -4,97 +4,207 @@
   <w:body>
     <w:p>
       <w:pPr>
-        <w:pStyle w:val="Single"/>
+        <w:spacing w:before="192" w:after="0" w:line="240" w:lineRule="exact"/>
+        <w:ind w:left="0" w:firstLine="0"/>
+        <w:jc w:val="left"/>
       </w:pPr>
       <w:r>
-        <w:t xml:space="preserve">[Counsel name] (Bar No. [number])</w:t>
+        <w:t xml:space="preserve">[Counsel</w:t>
+      </w:r>
+      <w:r>
+        <w:t xml:space="preserve"> </w:t>
+      </w:r>
+      <w:r>
+        <w:t xml:space="preserve">name]</w:t>
+      </w:r>
+      <w:r>
+        <w:t xml:space="preserve"> </w:t>
+      </w:r>
+      <w:r>
+        <w:t xml:space="preserve">(Bar</w:t>
+      </w:r>
+      <w:r>
+        <w:t xml:space="preserve"> </w:t>
+      </w:r>
+      <w:r>
+        <w:t xml:space="preserve">No.</w:t>
+      </w:r>
+      <w:r>
+        <w:t xml:space="preserve"> </w:t>
+      </w:r>
+      <w:r>
+        <w:t xml:space="preserve">[number])</w:t>
       </w:r>
     </w:p>
     <w:p>
       <w:pPr>
-        <w:pStyle w:val="Single"/>
+        <w:spacing w:before="0" w:after="0" w:line="240" w:lineRule="exact"/>
+        <w:ind w:left="0" w:firstLine="0"/>
+        <w:jc w:val="left"/>
       </w:pPr>
       <w:r>
-        <w:t xml:space="preserve">[Firm name]</w:t>
+        <w:t xml:space="preserve">[Firm</w:t>
+      </w:r>
+      <w:r>
+        <w:t xml:space="preserve"> </w:t>
+      </w:r>
+      <w:r>
+        <w:t xml:space="preserve">name]</w:t>
       </w:r>
     </w:p>
     <w:p>
       <w:pPr>
-        <w:pStyle w:val="Single"/>
+        <w:spacing w:before="0" w:after="0" w:line="240" w:lineRule="exact"/>
+        <w:ind w:left="0" w:firstLine="0"/>
+        <w:jc w:val="left"/>
       </w:pPr>
       <w:r>
-        <w:t xml:space="preserve">[Street address]</w:t>
+        <w:t xml:space="preserve">[Street</w:t>
+      </w:r>
+      <w:r>
+        <w:t xml:space="preserve"> </w:t>
+      </w:r>
+      <w:r>
+        <w:t xml:space="preserve">address]</w:t>
       </w:r>
     </w:p>
     <w:p>
       <w:pPr>
-        <w:pStyle w:val="Single"/>
+        <w:spacing w:before="0" w:after="0" w:line="240" w:lineRule="exact"/>
+        <w:ind w:left="0" w:firstLine="0"/>
+        <w:jc w:val="left"/>
       </w:pPr>
       <w:r>
-        <w:t xml:space="preserve">[City, territory, postal code]</w:t>
+        <w:t xml:space="preserve">[City,</w:t>
+      </w:r>
+      <w:r>
+        <w:t xml:space="preserve"> </w:t>
+      </w:r>
+      <w:r>
+        <w:t xml:space="preserve">territory,</w:t>
+      </w:r>
+      <w:r>
+        <w:t xml:space="preserve"> </w:t>
+      </w:r>
+      <w:r>
+        <w:t xml:space="preserve">postal</w:t>
+      </w:r>
+      <w:r>
+        <w:t xml:space="preserve"> </w:t>
+      </w:r>
+      <w:r>
+        <w:t xml:space="preserve">code]</w:t>
       </w:r>
     </w:p>
     <w:p>
       <w:pPr>
-        <w:pStyle w:val="Single"/>
+        <w:spacing w:before="0" w:after="0" w:line="240" w:lineRule="exact"/>
+        <w:ind w:left="0" w:firstLine="0"/>
+        <w:jc w:val="left"/>
       </w:pPr>
       <w:r>
-        <w:t xml:space="preserve">Tel: [telephone]; Email: [email]</w:t>
+        <w:t xml:space="preserve">Tel:</w:t>
+      </w:r>
+      <w:r>
+        <w:t xml:space="preserve"> </w:t>
+      </w:r>
+      <w:r>
+        <w:t xml:space="preserve">[telephone];</w:t>
+      </w:r>
+      <w:r>
+        <w:t xml:space="preserve"> </w:t>
+      </w:r>
+      <w:r>
+        <w:t xml:space="preserve">Email:</w:t>
+      </w:r>
+      <w:r>
+        <w:t xml:space="preserve"> </w:t>
+      </w:r>
+      <w:r>
+        <w:t xml:space="preserve">[email]</w:t>
       </w:r>
     </w:p>
     <w:p>
       <w:pPr>
-        <w:pStyle w:val="Single"/>
+        <w:spacing w:before="0" w:after="0" w:line="240" w:lineRule="exact"/>
+        <w:ind w:left="0" w:firstLine="0"/>
+        <w:jc w:val="left"/>
       </w:pPr>
       <w:r>
-        <w:t xml:space="preserve">Attorneys for Plaintiff [plaintiff name]</w:t>
+        <w:t xml:space="preserve">Attorneys</w:t>
+      </w:r>
+      <w:r>
+        <w:t xml:space="preserve"> </w:t>
+      </w:r>
+      <w:r>
+        <w:t xml:space="preserve">for</w:t>
+      </w:r>
+      <w:r>
+        <w:t xml:space="preserve"> </w:t>
+      </w:r>
+      <w:r>
+        <w:t xml:space="preserve">Plaintiff</w:t>
+      </w:r>
+      <w:r>
+        <w:t xml:space="preserve"> </w:t>
+      </w:r>
+      <w:r>
+        <w:t xml:space="preserve">[plaintiff</w:t>
+      </w:r>
+      <w:r>
+        <w:t xml:space="preserve"> </w:t>
+      </w:r>
+      <w:r>
+        <w:t xml:space="preserve">name]</w:t>
       </w:r>
     </w:p>
     <w:p>
       <w:pPr>
-        <w:pStyle w:val="Centered"/>
-        <w:spacing w:before="0" w:after="0" w:line="480" w:lineRule="exact"/>
+        <w:spacing w:before="1728" w:after="0" w:line="480" w:lineRule="exact"/>
+        <w:ind w:left="0" w:firstLine="0"/>
+        <w:jc w:val="center"/>
       </w:pPr>
+      <w:r>
+        <w:rPr>
+          <w:b/>
+          <w:bCs/>
+        </w:rPr>
+        <w:t xml:space="preserve">IN THE UNITED STATES DISTRICT COURT</w:t>
+      </w:r>
     </w:p>
     <w:p>
       <w:pPr>
-        <w:pStyle w:val="Centered"/>
         <w:spacing w:before="0" w:after="0" w:line="480" w:lineRule="exact"/>
+        <w:ind w:left="0" w:firstLine="0"/>
+        <w:jc w:val="center"/>
       </w:pPr>
       <w:r>
         <w:rPr>
           <w:b/>
-        </w:rPr>
-        <w:t xml:space="preserve">IN THE UNITED STATES DISTRICT COURT</w:t>
+          <w:bCs/>
+        </w:rPr>
+        <w:t xml:space="preserve">FOR THE NORTHERN MARIANA ISLANDS</w:t>
       </w:r>
     </w:p>
     <w:p>
       <w:pPr>
-        <w:pStyle w:val="Centered"/>
         <w:spacing w:before="0" w:after="0" w:line="480" w:lineRule="exact"/>
+        <w:ind w:left="0" w:firstLine="0"/>
+        <w:jc w:val="center"/>
       </w:pPr>
       <w:r>
         <w:rPr>
           <w:b/>
-        </w:rPr>
-        <w:t xml:space="preserve">FOR THE NORTHERN MARIANA ISLANDS</w:t>
+          <w:bCs/>
+        </w:rPr>
+        <w:t xml:space="preserve">BANKRUPTCY DIVISION</w:t>
       </w:r>
     </w:p>
     <w:p>
       <w:pPr>
-        <w:pStyle w:val="Centered"/>
         <w:spacing w:before="0" w:after="0" w:line="480" w:lineRule="exact"/>
-      </w:pPr>
-      <w:r>
-        <w:rPr>
-          <w:b/>
-        </w:rPr>
-        <w:t xml:space="preserve">BANKRUPTCY DIVISION</w:t>
-      </w:r>
-    </w:p>
-    <w:p>
-      <w:pPr>
-        <w:pStyle w:val="Single"/>
+        <w:ind w:left="0" w:firstLine="0"/>
+        <w:jc w:val="left"/>
       </w:pPr>
     </w:p>
     <w:tbl>
@@ -102,46 +212,77 @@
         <w:tblW w:w="8928" w:type="dxa"/>
         <w:tblLayout w:type="fixed"/>
         <w:tblCellMar>
+          <w:top w:w="0" w:type="dxa"/>
           <w:left w:w="0" w:type="dxa"/>
+          <w:bottom w:w="0" w:type="dxa"/>
           <w:right w:w="0" w:type="dxa"/>
         </w:tblCellMar>
+        <w:tblLook w:val="0000" w:firstRow="0" w:lastRow="0" w:firstColumn="0" w:lastColumn="0" w:noHBand="0" w:noVBand="0"/>
       </w:tblPr>
       <w:tblGrid>
         <w:gridCol w:w="4608"/>
         <w:gridCol w:w="4320"/>
       </w:tblGrid>
       <w:tr>
+        <w:trPr>
+          <w:cantSplit/>
+        </w:trPr>
         <w:tc>
           <w:tcPr>
             <w:tcW w:w="4608" w:type="dxa"/>
             <w:tcBorders>
+              <w:bottom w:val="single" w:sz="6" w:space="0" w:color="000000"/>
               <w:right w:val="single" w:sz="6" w:space="0" w:color="000000"/>
-              <w:bottom w:val="single" w:sz="6" w:space="0" w:color="000000"/>
             </w:tcBorders>
             <w:tcMar>
-              <w:right w:w="144" w:type="dxa"/>
+              <w:top w:w="192" w:type="dxa"/>
+              <w:bottom w:w="145" w:type="dxa"/>
+              <w:right w:w="200" w:type="dxa"/>
             </w:tcMar>
           </w:tcPr>
           <w:p>
             <w:pPr>
-              <w:pStyle w:val="Single"/>
+              <w:spacing w:before="0" w:after="0" w:line="240" w:lineRule="exact"/>
+              <w:ind w:left="0" w:firstLine="0"/>
+              <w:jc w:val="left"/>
             </w:pPr>
             <w:r>
-              <w:t xml:space="preserve">In re</w:t>
+              <w:t xml:space="preserve">In</w:t>
+            </w:r>
+            <w:r>
+              <w:t xml:space="preserve"> </w:t>
+            </w:r>
+            <w:r>
+              <w:t xml:space="preserve">re</w:t>
             </w:r>
           </w:p>
           <w:p>
             <w:pPr>
-              <w:pStyle w:val="Single"/>
+              <w:spacing w:before="0" w:after="0" w:line="240" w:lineRule="exact"/>
+              <w:ind w:left="0" w:firstLine="0"/>
+              <w:jc w:val="left"/>
             </w:pPr>
             <w:r>
-              <w:t xml:space="preserve">EXAMPLE DEBTOR, LLC,</w:t>
+              <w:t xml:space="preserve">EXAMPLE</w:t>
+            </w:r>
+            <w:r>
+              <w:t xml:space="preserve"> </w:t>
+            </w:r>
+            <w:r>
+              <w:t xml:space="preserve">DEBTOR,</w:t>
+            </w:r>
+            <w:r>
+              <w:t xml:space="preserve"> </w:t>
+            </w:r>
+            <w:r>
+              <w:t xml:space="preserve">LLC,</w:t>
             </w:r>
           </w:p>
           <w:p>
             <w:pPr>
-              <w:pStyle w:val="Single"/>
-              <w:ind w:left="1440"/>
+              <w:spacing w:before="0" w:after="0" w:line="240" w:lineRule="exact"/>
+              <w:ind w:left="1440" w:firstLine="0"/>
+              <w:jc w:val="left"/>
             </w:pPr>
             <w:r>
               <w:t xml:space="preserve">Debtor.</w:t>
@@ -149,21 +290,32 @@
           </w:p>
           <w:p>
             <w:pPr>
-              <w:pStyle w:val="Single"/>
+              <w:spacing w:before="0" w:after="0" w:line="240" w:lineRule="exact"/>
+              <w:ind w:left="0" w:firstLine="0"/>
+              <w:jc w:val="left"/>
             </w:pPr>
           </w:p>
           <w:p>
             <w:pPr>
-              <w:pStyle w:val="Single"/>
+              <w:spacing w:before="0" w:after="0" w:line="240" w:lineRule="exact"/>
+              <w:ind w:left="0" w:firstLine="0"/>
+              <w:jc w:val="left"/>
             </w:pPr>
             <w:r>
-              <w:t xml:space="preserve">EXAMPLE PLAINTIFF,</w:t>
+              <w:t xml:space="preserve">EXAMPLE</w:t>
+            </w:r>
+            <w:r>
+              <w:t xml:space="preserve"> </w:t>
+            </w:r>
+            <w:r>
+              <w:t xml:space="preserve">PLAINTIFF,</w:t>
             </w:r>
           </w:p>
           <w:p>
             <w:pPr>
-              <w:pStyle w:val="Single"/>
-              <w:ind w:left="1440"/>
+              <w:spacing w:before="0" w:after="0" w:line="240" w:lineRule="exact"/>
+              <w:ind w:left="1440" w:firstLine="0"/>
+              <w:jc w:val="left"/>
             </w:pPr>
             <w:r>
               <w:t xml:space="preserve">Plaintiff,</w:t>
@@ -171,21 +323,32 @@
           </w:p>
           <w:p>
             <w:pPr>
-              <w:pStyle w:val="Single"/>
+              <w:spacing w:before="0" w:after="0" w:line="240" w:lineRule="exact"/>
+              <w:ind w:left="0" w:firstLine="0"/>
+              <w:jc w:val="left"/>
             </w:pPr>
           </w:p>
           <w:p>
             <w:pPr>
-              <w:pStyle w:val="Single"/>
+              <w:spacing w:before="0" w:after="0" w:line="240" w:lineRule="exact"/>
+              <w:ind w:left="0" w:firstLine="0"/>
+              <w:jc w:val="left"/>
             </w:pPr>
             <w:r>
-              <w:t xml:space="preserve">EXAMPLE DEFENDANT,</w:t>
+              <w:t xml:space="preserve">EXAMPLE</w:t>
+            </w:r>
+            <w:r>
+              <w:t xml:space="preserve"> </w:t>
+            </w:r>
+            <w:r>
+              <w:t xml:space="preserve">DEFENDANT,</w:t>
             </w:r>
           </w:p>
           <w:p>
             <w:pPr>
-              <w:pStyle w:val="Single"/>
-              <w:ind w:left="1440"/>
+              <w:spacing w:before="0" w:after="0" w:line="240" w:lineRule="exact"/>
+              <w:ind w:left="1440" w:firstLine="0"/>
+              <w:jc w:val="left"/>
             </w:pPr>
             <w:r>
               <w:t xml:space="preserve">Defendant.</w:t>
@@ -196,20 +359,27 @@
           <w:tcPr>
             <w:tcW w:w="4320" w:type="dxa"/>
             <w:tcMar>
-              <w:left w:w="288" w:type="dxa"/>
+              <w:top w:w="192" w:type="dxa"/>
+              <w:left w:w="432" w:type="dxa"/>
             </w:tcMar>
           </w:tcPr>
           <w:p>
             <w:pPr>
-              <w:pStyle w:val="Single"/>
+              <w:spacing w:before="0" w:after="0" w:line="240" w:lineRule="exact"/>
+              <w:ind w:left="0" w:firstLine="0"/>
+              <w:jc w:val="left"/>
             </w:pPr>
             <w:r>
-              <w:t xml:space="preserve">Case No. 1:25-bk-00001</w:t>
+              <w:t xml:space="preserve">Case No. 1:25-bk</w:t>
+              <w:noBreakHyphen/>
+              <w:t xml:space="preserve">00001</w:t>
             </w:r>
           </w:p>
           <w:p>
             <w:pPr>
-              <w:pStyle w:val="Single"/>
+              <w:spacing w:before="0" w:after="0" w:line="240" w:lineRule="exact"/>
+              <w:ind w:left="0" w:firstLine="0"/>
+              <w:jc w:val="left"/>
             </w:pPr>
             <w:r>
               <w:t xml:space="preserve">Chapter 11</w:t>
@@ -217,12 +387,16 @@
           </w:p>
           <w:p>
             <w:pPr>
-              <w:pStyle w:val="Single"/>
+              <w:spacing w:before="0" w:after="0" w:line="240" w:lineRule="exact"/>
+              <w:ind w:left="0" w:firstLine="0"/>
+              <w:jc w:val="left"/>
             </w:pPr>
           </w:p>
           <w:p>
             <w:pPr>
-              <w:pStyle w:val="Single"/>
+              <w:spacing w:before="0" w:after="0" w:line="240" w:lineRule="exact"/>
+              <w:ind w:left="0" w:firstLine="0"/>
+              <w:jc w:val="left"/>
             </w:pPr>
             <w:r>
               <w:t xml:space="preserve">Adv. Proc. No. ________</w:t>
@@ -230,32 +404,210 @@
           </w:p>
           <w:p>
             <w:pPr>
-              <w:pStyle w:val="Single"/>
+              <w:spacing w:before="0" w:after="0" w:line="240" w:lineRule="exact"/>
+              <w:ind w:left="0" w:firstLine="0"/>
+              <w:jc w:val="left"/>
             </w:pPr>
           </w:p>
           <w:p>
             <w:pPr>
-              <w:pStyle w:val="Single"/>
+              <w:spacing w:before="0" w:after="0" w:line="240" w:lineRule="exact"/>
+              <w:ind w:left="0" w:firstLine="0"/>
+              <w:jc w:val="left"/>
             </w:pPr>
             <w:r>
               <w:rPr>
                 <w:b/>
+                <w:bCs/>
               </w:rPr>
-              <w:t xml:space="preserve">COMPLAINT TO DETERMINE THE DISCHARGEABILITY OF A DEBT UNDER 11 U.S.C. § 523</w:t>
+              <w:t xml:space="preserve">COMPLAINT</w:t>
+            </w:r>
+            <w:r>
+              <w:rPr>
+                <w:b/>
+                <w:bCs/>
+              </w:rPr>
+              <w:t xml:space="preserve"> </w:t>
+            </w:r>
+            <w:r>
+              <w:rPr>
+                <w:b/>
+                <w:bCs/>
+              </w:rPr>
+              <w:t xml:space="preserve">TO</w:t>
+            </w:r>
+            <w:r>
+              <w:rPr>
+                <w:b/>
+                <w:bCs/>
+              </w:rPr>
+              <w:t xml:space="preserve"> </w:t>
+            </w:r>
+            <w:r>
+              <w:rPr>
+                <w:b/>
+                <w:bCs/>
+              </w:rPr>
+              <w:t xml:space="preserve">DETERMINE</w:t>
+            </w:r>
+            <w:r>
+              <w:rPr>
+                <w:b/>
+                <w:bCs/>
+              </w:rPr>
+              <w:t xml:space="preserve"> </w:t>
+            </w:r>
+            <w:r>
+              <w:rPr>
+                <w:b/>
+                <w:bCs/>
+              </w:rPr>
+              <w:t xml:space="preserve">THE</w:t>
+            </w:r>
+            <w:r>
+              <w:rPr>
+                <w:b/>
+                <w:bCs/>
+              </w:rPr>
+              <w:t xml:space="preserve"> </w:t>
+            </w:r>
+            <w:r>
+              <w:rPr>
+                <w:b/>
+                <w:bCs/>
+              </w:rPr>
+              <w:t xml:space="preserve">DISCHARGEABILITY</w:t>
+            </w:r>
+            <w:r>
+              <w:rPr>
+                <w:b/>
+                <w:bCs/>
+              </w:rPr>
+              <w:t xml:space="preserve"> </w:t>
+            </w:r>
+            <w:r>
+              <w:rPr>
+                <w:b/>
+                <w:bCs/>
+              </w:rPr>
+              <w:t xml:space="preserve">OF</w:t>
+            </w:r>
+            <w:r>
+              <w:rPr>
+                <w:b/>
+                <w:bCs/>
+              </w:rPr>
+              <w:t xml:space="preserve"> </w:t>
+            </w:r>
+            <w:r>
+              <w:rPr>
+                <w:b/>
+                <w:bCs/>
+              </w:rPr>
+              <w:t xml:space="preserve">A</w:t>
+            </w:r>
+            <w:r>
+              <w:rPr>
+                <w:b/>
+                <w:bCs/>
+              </w:rPr>
+              <w:t xml:space="preserve"> </w:t>
+            </w:r>
+            <w:r>
+              <w:rPr>
+                <w:b/>
+                <w:bCs/>
+              </w:rPr>
+              <w:t xml:space="preserve">DEBT</w:t>
+            </w:r>
+            <w:r>
+              <w:rPr>
+                <w:b/>
+                <w:bCs/>
+              </w:rPr>
+              <w:t xml:space="preserve"> </w:t>
+            </w:r>
+            <w:r>
+              <w:rPr>
+                <w:b/>
+                <w:bCs/>
+              </w:rPr>
+              <w:t xml:space="preserve">UNDER</w:t>
+            </w:r>
+            <w:r>
+              <w:rPr>
+                <w:b/>
+                <w:bCs/>
+              </w:rPr>
+              <w:t xml:space="preserve"> </w:t>
+            </w:r>
+            <w:r>
+              <w:rPr>
+                <w:b/>
+                <w:bCs/>
+              </w:rPr>
+              <w:t xml:space="preserve">11</w:t>
+            </w:r>
+            <w:r>
+              <w:rPr>
+                <w:b/>
+                <w:bCs/>
+              </w:rPr>
+              <w:t xml:space="preserve"> </w:t>
+            </w:r>
+            <w:r>
+              <w:rPr>
+                <w:b/>
+                <w:bCs/>
+              </w:rPr>
+              <w:t xml:space="preserve">U.S.C.</w:t>
+            </w:r>
+            <w:r>
+              <w:rPr>
+                <w:b/>
+                <w:bCs/>
+              </w:rPr>
+              <w:t xml:space="preserve"> </w:t>
+            </w:r>
+            <w:r>
+              <w:rPr>
+                <w:b/>
+                <w:bCs/>
+              </w:rPr>
+              <w:t xml:space="preserve">§</w:t>
+            </w:r>
+            <w:r>
+              <w:rPr>
+                <w:b/>
+                <w:bCs/>
+              </w:rPr>
+              <w:t xml:space="preserve"> </w:t>
+            </w:r>
+            <w:r>
+              <w:rPr>
+                <w:b/>
+                <w:bCs/>
+              </w:rPr>
+              <w:t xml:space="preserve">523</w:t>
             </w:r>
           </w:p>
           <w:p>
             <w:pPr>
-              <w:pStyle w:val="Single"/>
+              <w:spacing w:before="0" w:after="0" w:line="240" w:lineRule="exact"/>
+              <w:ind w:left="0" w:firstLine="0"/>
+              <w:jc w:val="left"/>
             </w:pPr>
           </w:p>
           <w:p>
             <w:pPr>
-              <w:pStyle w:val="Single"/>
+              <w:spacing w:before="0" w:after="0" w:line="240" w:lineRule="exact"/>
+              <w:ind w:left="0" w:firstLine="0"/>
+              <w:jc w:val="left"/>
             </w:pPr>
             <w:r>
               <w:rPr>
                 <w:b/>
+                <w:bCs/>
               </w:rPr>
               <w:t xml:space="preserve">DEMAND FOR JURY TRIAL</w:t>
             </w:r>
@@ -264,355 +616,2320 @@
       </w:tr>
     </w:tbl>
     <w:p>
-      <w:r>
-        <w:br w:type="page"/>
+      <w:pPr>
+        <w:pStyle w:val="Heading1"/>
+        <w:keepNext/>
+        <w:keepLines/>
+        <w:pageBreakBefore/>
+        <w:spacing w:before="0" w:after="0" w:line="480" w:lineRule="exact"/>
+        <w:ind w:left="0" w:firstLine="0"/>
+        <w:jc w:val="center"/>
+      </w:pPr>
+      <w:r>
+        <w:rPr>
+          <w:b/>
+          <w:bCs/>
+        </w:rPr>
+        <w:t xml:space="preserve">NATURE</w:t>
+      </w:r>
+      <w:r>
+        <w:rPr>
+          <w:b/>
+          <w:bCs/>
+        </w:rPr>
+        <w:t xml:space="preserve"> </w:t>
+      </w:r>
+      <w:r>
+        <w:rPr>
+          <w:b/>
+          <w:bCs/>
+        </w:rPr>
+        <w:t xml:space="preserve">OF</w:t>
+      </w:r>
+      <w:r>
+        <w:rPr>
+          <w:b/>
+          <w:bCs/>
+        </w:rPr>
+        <w:t xml:space="preserve"> </w:t>
+      </w:r>
+      <w:r>
+        <w:rPr>
+          <w:b/>
+          <w:bCs/>
+        </w:rPr>
+        <w:t xml:space="preserve">THE</w:t>
+      </w:r>
+      <w:r>
+        <w:rPr>
+          <w:b/>
+          <w:bCs/>
+        </w:rPr>
+        <w:t xml:space="preserve"> </w:t>
+      </w:r>
+      <w:r>
+        <w:rPr>
+          <w:b/>
+          <w:bCs/>
+        </w:rPr>
+        <w:t xml:space="preserve">ACTION</w:t>
+      </w:r>
+    </w:p>
+    <w:p>
+      <w:pPr>
+        <w:tabs>
+          <w:tab w:val="left" w:pos="1440"/>
+        </w:tabs>
+        <w:spacing w:before="0" w:after="0" w:line="480" w:lineRule="exact"/>
+        <w:ind w:left="0" w:firstLine="720"/>
+        <w:jc w:val="left"/>
+      </w:pPr>
+      <w:r>
+        <w:t xml:space="preserve">1.</w:t>
+      </w:r>
+      <w:r>
+        <w:tab/>
+      </w:r>
+      <w:r>
+        <w:t xml:space="preserve">This</w:t>
+      </w:r>
+      <w:r>
+        <w:t xml:space="preserve"> </w:t>
+      </w:r>
+      <w:r>
+        <w:t xml:space="preserve">is</w:t>
+      </w:r>
+      <w:r>
+        <w:t xml:space="preserve"> </w:t>
+      </w:r>
+      <w:r>
+        <w:t xml:space="preserve">a</w:t>
+      </w:r>
+      <w:r>
+        <w:t xml:space="preserve"> </w:t>
+      </w:r>
+      <w:r>
+        <w:t xml:space="preserve">placeholder</w:t>
+      </w:r>
+      <w:r>
+        <w:t xml:space="preserve"> </w:t>
+      </w:r>
+      <w:r>
+        <w:t xml:space="preserve">paragraph</w:t>
+      </w:r>
+      <w:r>
+        <w:t xml:space="preserve"> </w:t>
+      </w:r>
+      <w:r>
+        <w:t xml:space="preserve">describing</w:t>
+      </w:r>
+      <w:r>
+        <w:t xml:space="preserve"> </w:t>
+      </w:r>
+      <w:r>
+        <w:t xml:space="preserve">the</w:t>
+      </w:r>
+      <w:r>
+        <w:t xml:space="preserve"> </w:t>
+      </w:r>
+      <w:r>
+        <w:t xml:space="preserve">nature</w:t>
+      </w:r>
+      <w:r>
+        <w:t xml:space="preserve"> </w:t>
+      </w:r>
+      <w:r>
+        <w:t xml:space="preserve">of</w:t>
+      </w:r>
+      <w:r>
+        <w:t xml:space="preserve"> </w:t>
+      </w:r>
+      <w:r>
+        <w:t xml:space="preserve">the</w:t>
+      </w:r>
+      <w:r>
+        <w:t xml:space="preserve"> </w:t>
+      </w:r>
+      <w:r>
+        <w:t xml:space="preserve">action</w:t>
+      </w:r>
+      <w:r>
+        <w:t xml:space="preserve"> </w:t>
+      </w:r>
+      <w:r>
+        <w:t xml:space="preserve">in</w:t>
+      </w:r>
+      <w:r>
+        <w:t xml:space="preserve"> </w:t>
+      </w:r>
+      <w:r>
+        <w:t xml:space="preserve">one</w:t>
+      </w:r>
+      <w:r>
+        <w:t xml:space="preserve"> </w:t>
+      </w:r>
+      <w:r>
+        <w:t xml:space="preserve">or</w:t>
+      </w:r>
+      <w:r>
+        <w:t xml:space="preserve"> </w:t>
+      </w:r>
+      <w:r>
+        <w:t xml:space="preserve">two</w:t>
+      </w:r>
+      <w:r>
+        <w:t xml:space="preserve"> </w:t>
+      </w:r>
+      <w:r>
+        <w:t xml:space="preserve">sentences.</w:t>
+      </w:r>
+    </w:p>
+    <w:p>
+      <w:pPr>
+        <w:tabs>
+          <w:tab w:val="left" w:pos="1440"/>
+        </w:tabs>
+        <w:spacing w:before="0" w:after="0" w:line="480" w:lineRule="exact"/>
+        <w:ind w:left="0" w:firstLine="720"/>
+        <w:jc w:val="left"/>
+      </w:pPr>
+      <w:r>
+        <w:t xml:space="preserve">2.</w:t>
+      </w:r>
+      <w:r>
+        <w:tab/>
+      </w:r>
+      <w:r>
+        <w:t xml:space="preserve">A</w:t>
+      </w:r>
+      <w:r>
+        <w:t xml:space="preserve"> </w:t>
+      </w:r>
+      <w:r>
+        <w:t xml:space="preserve">second</w:t>
+      </w:r>
+      <w:r>
+        <w:t xml:space="preserve"> </w:t>
+      </w:r>
+      <w:r>
+        <w:t xml:space="preserve">placeholder</w:t>
+      </w:r>
+      <w:r>
+        <w:t xml:space="preserve"> </w:t>
+      </w:r>
+      <w:r>
+        <w:t xml:space="preserve">paragraph</w:t>
+      </w:r>
+      <w:r>
+        <w:t xml:space="preserve"> </w:t>
+      </w:r>
+      <w:r>
+        <w:t xml:space="preserve">states</w:t>
+      </w:r>
+      <w:r>
+        <w:t xml:space="preserve"> </w:t>
+      </w:r>
+      <w:r>
+        <w:t xml:space="preserve">the</w:t>
+      </w:r>
+      <w:r>
+        <w:t xml:space="preserve"> </w:t>
+      </w:r>
+      <w:r>
+        <w:t xml:space="preserve">relief</w:t>
+      </w:r>
+      <w:r>
+        <w:t xml:space="preserve"> </w:t>
+      </w:r>
+      <w:r>
+        <w:t xml:space="preserve">sought</w:t>
+      </w:r>
+      <w:r>
+        <w:t xml:space="preserve"> </w:t>
+      </w:r>
+      <w:r>
+        <w:t xml:space="preserve">in</w:t>
+      </w:r>
+      <w:r>
+        <w:t xml:space="preserve"> </w:t>
+      </w:r>
+      <w:r>
+        <w:t xml:space="preserve">general</w:t>
+      </w:r>
+      <w:r>
+        <w:t xml:space="preserve"> </w:t>
+      </w:r>
+      <w:r>
+        <w:t xml:space="preserve">terms.</w:t>
       </w:r>
     </w:p>
     <w:p>
       <w:pPr>
         <w:pStyle w:val="Heading1"/>
+        <w:keepNext/>
+        <w:keepLines/>
+        <w:spacing w:before="0" w:after="0" w:line="480" w:lineRule="exact"/>
+        <w:ind w:left="0" w:firstLine="0"/>
+        <w:jc w:val="center"/>
       </w:pPr>
-      <w:bookmarkStart w:id="909" w:name="_f96794afb107ca6f5d98c4ff18adc0aee0ad0c3"/>
-      <w:r>
-        <w:t xml:space="preserve">NATURE OF THE ACTION</w:t>
-      </w:r>
-      <w:bookmarkEnd w:id="909"/>
+      <w:r>
+        <w:rPr>
+          <w:b/>
+          <w:bCs/>
+        </w:rPr>
+        <w:t xml:space="preserve">JURISDICTION</w:t>
+      </w:r>
+      <w:r>
+        <w:rPr>
+          <w:b/>
+          <w:bCs/>
+        </w:rPr>
+        <w:t xml:space="preserve"> </w:t>
+      </w:r>
+      <w:r>
+        <w:rPr>
+          <w:b/>
+          <w:bCs/>
+        </w:rPr>
+        <w:t xml:space="preserve">AND</w:t>
+      </w:r>
+      <w:r>
+        <w:rPr>
+          <w:b/>
+          <w:bCs/>
+        </w:rPr>
+        <w:t xml:space="preserve"> </w:t>
+      </w:r>
+      <w:r>
+        <w:rPr>
+          <w:b/>
+          <w:bCs/>
+        </w:rPr>
+        <w:t xml:space="preserve">VENUE</w:t>
+      </w:r>
     </w:p>
     <w:p>
       <w:pPr>
-        <w:pStyle w:val="FirstParagraph"/>
+        <w:tabs>
+          <w:tab w:val="left" w:pos="1440"/>
+        </w:tabs>
+        <w:spacing w:before="0" w:after="0" w:line="480" w:lineRule="exact"/>
+        <w:ind w:left="0" w:firstLine="720"/>
+        <w:jc w:val="left"/>
       </w:pPr>
       <w:r>
-        <w:t xml:space="preserve">1.</w:t>
+        <w:t xml:space="preserve">3.</w:t>
       </w:r>
       <w:r>
         <w:tab/>
       </w:r>
       <w:r>
-        <w:t xml:space="preserve">This is a placeholder paragraph describing the nature of the action in one or two sentences.</w:t>
+        <w:t xml:space="preserve">This</w:t>
+      </w:r>
+      <w:r>
+        <w:t xml:space="preserve"> </w:t>
+      </w:r>
+      <w:r>
+        <w:t xml:space="preserve">Court</w:t>
+      </w:r>
+      <w:r>
+        <w:t xml:space="preserve"> </w:t>
+      </w:r>
+      <w:r>
+        <w:t xml:space="preserve">has</w:t>
+      </w:r>
+      <w:r>
+        <w:t xml:space="preserve"> </w:t>
+      </w:r>
+      <w:r>
+        <w:t xml:space="preserve">jurisdiction</w:t>
+      </w:r>
+      <w:r>
+        <w:t xml:space="preserve"> </w:t>
+      </w:r>
+      <w:r>
+        <w:t xml:space="preserve">under</w:t>
+      </w:r>
+      <w:r>
+        <w:t xml:space="preserve"> </w:t>
+      </w:r>
+      <w:r>
+        <w:t xml:space="preserve">28</w:t>
+      </w:r>
+      <w:r>
+        <w:t xml:space="preserve"> </w:t>
+      </w:r>
+      <w:r>
+        <w:t xml:space="preserve">U.S.C.</w:t>
+      </w:r>
+      <w:r>
+        <w:t xml:space="preserve"> </w:t>
+      </w:r>
+      <w:r>
+        <w:t xml:space="preserve">§§</w:t>
+      </w:r>
+      <w:r>
+        <w:t xml:space="preserve"> </w:t>
+      </w:r>
+      <w:r>
+        <w:t xml:space="preserve">1334(b)</w:t>
+      </w:r>
+      <w:r>
+        <w:t xml:space="preserve"> </w:t>
+      </w:r>
+      <w:r>
+        <w:t xml:space="preserve">and</w:t>
+      </w:r>
+      <w:r>
+        <w:t xml:space="preserve"> </w:t>
+      </w:r>
+      <w:r>
+        <w:t xml:space="preserve">157</w:t>
+      </w:r>
+      <w:r>
+        <w:t xml:space="preserve"> </w:t>
+      </w:r>
+      <w:r>
+        <w:t xml:space="preserve">and</w:t>
+      </w:r>
+      <w:r>
+        <w:t xml:space="preserve"> </w:t>
+      </w:r>
+      <w:r>
+        <w:t xml:space="preserve">the</w:t>
+      </w:r>
+      <w:r>
+        <w:t xml:space="preserve"> </w:t>
+      </w:r>
+      <w:r>
+        <w:t xml:space="preserve">Local</w:t>
+      </w:r>
+      <w:r>
+        <w:t xml:space="preserve"> </w:t>
+      </w:r>
+      <w:r>
+        <w:t xml:space="preserve">Rules</w:t>
+      </w:r>
+      <w:r>
+        <w:t xml:space="preserve"> </w:t>
+      </w:r>
+      <w:r>
+        <w:t xml:space="preserve">of</w:t>
+      </w:r>
+      <w:r>
+        <w:t xml:space="preserve"> </w:t>
+      </w:r>
+      <w:r>
+        <w:t xml:space="preserve">the</w:t>
+      </w:r>
+      <w:r>
+        <w:t xml:space="preserve"> </w:t>
+      </w:r>
+      <w:r>
+        <w:t xml:space="preserve">District</w:t>
+      </w:r>
+      <w:r>
+        <w:t xml:space="preserve"> </w:t>
+      </w:r>
+      <w:r>
+        <w:t xml:space="preserve">Court</w:t>
+      </w:r>
+      <w:r>
+        <w:t xml:space="preserve"> </w:t>
+      </w:r>
+      <w:r>
+        <w:t xml:space="preserve">for</w:t>
+      </w:r>
+      <w:r>
+        <w:t xml:space="preserve"> </w:t>
+      </w:r>
+      <w:r>
+        <w:t xml:space="preserve">the</w:t>
+      </w:r>
+      <w:r>
+        <w:t xml:space="preserve"> </w:t>
+      </w:r>
+      <w:r>
+        <w:t xml:space="preserve">Northern</w:t>
+      </w:r>
+      <w:r>
+        <w:t xml:space="preserve"> </w:t>
+      </w:r>
+      <w:r>
+        <w:t xml:space="preserve">Mariana</w:t>
+      </w:r>
+      <w:r>
+        <w:t xml:space="preserve"> </w:t>
+      </w:r>
+      <w:r>
+        <w:t xml:space="preserve">Islands.</w:t>
+      </w:r>
+      <w:r>
+        <w:t xml:space="preserve"> </w:t>
+      </w:r>
+      <w:r>
+        <w:t xml:space="preserve">[Placeholder:</w:t>
+      </w:r>
+      <w:r>
+        <w:t xml:space="preserve"> </w:t>
+      </w:r>
+      <w:r>
+        <w:t xml:space="preserve">cite</w:t>
+      </w:r>
+      <w:r>
+        <w:t xml:space="preserve"> </w:t>
+      </w:r>
+      <w:r>
+        <w:t xml:space="preserve">the</w:t>
+      </w:r>
+      <w:r>
+        <w:t xml:space="preserve"> </w:t>
+      </w:r>
+      <w:r>
+        <w:t xml:space="preserve">order</w:t>
+      </w:r>
+      <w:r>
+        <w:t xml:space="preserve"> </w:t>
+      </w:r>
+      <w:r>
+        <w:t xml:space="preserve">of</w:t>
+      </w:r>
+      <w:r>
+        <w:t xml:space="preserve"> </w:t>
+      </w:r>
+      <w:r>
+        <w:t xml:space="preserve">reference</w:t>
+      </w:r>
+      <w:r>
+        <w:t xml:space="preserve"> </w:t>
+      </w:r>
+      <w:r>
+        <w:t xml:space="preserve">or</w:t>
+      </w:r>
+      <w:r>
+        <w:t xml:space="preserve"> </w:t>
+      </w:r>
+      <w:r>
+        <w:t xml:space="preserve">the</w:t>
+      </w:r>
+      <w:r>
+        <w:t xml:space="preserve"> </w:t>
+      </w:r>
+      <w:r>
+        <w:t xml:space="preserve">rule</w:t>
+      </w:r>
+      <w:r>
+        <w:t xml:space="preserve"> </w:t>
+      </w:r>
+      <w:r>
+        <w:t xml:space="preserve">that</w:t>
+      </w:r>
+      <w:r>
+        <w:t xml:space="preserve"> </w:t>
+      </w:r>
+      <w:r>
+        <w:t xml:space="preserve">applies.]</w:t>
       </w:r>
     </w:p>
     <w:p>
       <w:pPr>
-        <w:pStyle w:val="BodyText"/>
+        <w:tabs>
+          <w:tab w:val="left" w:pos="1440"/>
+        </w:tabs>
+        <w:spacing w:before="0" w:after="0" w:line="480" w:lineRule="exact"/>
+        <w:ind w:left="0" w:firstLine="720"/>
+        <w:jc w:val="left"/>
       </w:pPr>
       <w:r>
-        <w:t xml:space="preserve">2.</w:t>
+        <w:t xml:space="preserve">4.</w:t>
       </w:r>
       <w:r>
         <w:tab/>
       </w:r>
       <w:r>
-        <w:t xml:space="preserve">A second placeholder paragraph states the relief sought in general terms.</w:t>
+        <w:t xml:space="preserve">This</w:t>
+      </w:r>
+      <w:r>
+        <w:t xml:space="preserve"> </w:t>
+      </w:r>
+      <w:r>
+        <w:t xml:space="preserve">is</w:t>
+      </w:r>
+      <w:r>
+        <w:t xml:space="preserve"> </w:t>
+      </w:r>
+      <w:r>
+        <w:t xml:space="preserve">a</w:t>
+      </w:r>
+      <w:r>
+        <w:t xml:space="preserve"> </w:t>
+      </w:r>
+      <w:r>
+        <w:t xml:space="preserve">core</w:t>
+      </w:r>
+      <w:r>
+        <w:t xml:space="preserve"> </w:t>
+      </w:r>
+      <w:r>
+        <w:t xml:space="preserve">proceeding</w:t>
+      </w:r>
+      <w:r>
+        <w:t xml:space="preserve"> </w:t>
+      </w:r>
+      <w:r>
+        <w:t xml:space="preserve">under</w:t>
+      </w:r>
+      <w:r>
+        <w:t xml:space="preserve"> </w:t>
+      </w:r>
+      <w:r>
+        <w:t xml:space="preserve">28</w:t>
+      </w:r>
+      <w:r>
+        <w:t xml:space="preserve"> </w:t>
+      </w:r>
+      <w:r>
+        <w:t xml:space="preserve">U.S.C.</w:t>
+      </w:r>
+      <w:r>
+        <w:t xml:space="preserve"> </w:t>
+      </w:r>
+      <w:r>
+        <w:t xml:space="preserve">§</w:t>
+      </w:r>
+      <w:r>
+        <w:t xml:space="preserve"> </w:t>
+      </w:r>
+      <w:r>
+        <w:t xml:space="preserve">157(b)⁠(2)⁠(I).</w:t>
+      </w:r>
+      <w:r>
+        <w:t xml:space="preserve"> </w:t>
+      </w:r>
+      <w:r>
+        <w:t xml:space="preserve">[Placeholder:</w:t>
+      </w:r>
+      <w:r>
+        <w:t xml:space="preserve"> </w:t>
+      </w:r>
+      <w:r>
+        <w:t xml:space="preserve">the</w:t>
+      </w:r>
+      <w:r>
+        <w:t xml:space="preserve"> </w:t>
+      </w:r>
+      <w:r>
+        <w:t xml:space="preserve">pleader</w:t>
+      </w:r>
+      <w:r>
+        <w:t xml:space="preserve"> </w:t>
+      </w:r>
+      <w:r>
+        <w:t xml:space="preserve">states</w:t>
+      </w:r>
+      <w:r>
+        <w:t xml:space="preserve"> </w:t>
+      </w:r>
+      <w:r>
+        <w:t xml:space="preserve">whether</w:t>
+      </w:r>
+      <w:r>
+        <w:t xml:space="preserve"> </w:t>
+      </w:r>
+      <w:r>
+        <w:t xml:space="preserve">it</w:t>
+      </w:r>
+      <w:r>
+        <w:t xml:space="preserve"> </w:t>
+      </w:r>
+      <w:r>
+        <w:t xml:space="preserve">does</w:t>
+      </w:r>
+      <w:r>
+        <w:t xml:space="preserve"> </w:t>
+      </w:r>
+      <w:r>
+        <w:t xml:space="preserve">or</w:t>
+      </w:r>
+      <w:r>
+        <w:t xml:space="preserve"> </w:t>
+      </w:r>
+      <w:r>
+        <w:t xml:space="preserve">does</w:t>
+      </w:r>
+      <w:r>
+        <w:t xml:space="preserve"> </w:t>
+      </w:r>
+      <w:r>
+        <w:t xml:space="preserve">not</w:t>
+      </w:r>
+      <w:r>
+        <w:t xml:space="preserve"> </w:t>
+      </w:r>
+      <w:r>
+        <w:t xml:space="preserve">consent</w:t>
+      </w:r>
+      <w:r>
+        <w:t xml:space="preserve"> </w:t>
+      </w:r>
+      <w:r>
+        <w:t xml:space="preserve">to</w:t>
+      </w:r>
+      <w:r>
+        <w:t xml:space="preserve"> </w:t>
+      </w:r>
+      <w:r>
+        <w:t xml:space="preserve">the</w:t>
+      </w:r>
+      <w:r>
+        <w:t xml:space="preserve"> </w:t>
+      </w:r>
+      <w:r>
+        <w:t xml:space="preserve">entry</w:t>
+      </w:r>
+      <w:r>
+        <w:t xml:space="preserve"> </w:t>
+      </w:r>
+      <w:r>
+        <w:t xml:space="preserve">of</w:t>
+      </w:r>
+      <w:r>
+        <w:t xml:space="preserve"> </w:t>
+      </w:r>
+      <w:r>
+        <w:t xml:space="preserve">final</w:t>
+      </w:r>
+      <w:r>
+        <w:t xml:space="preserve"> </w:t>
+      </w:r>
+      <w:r>
+        <w:t xml:space="preserve">orders</w:t>
+      </w:r>
+      <w:r>
+        <w:t xml:space="preserve"> </w:t>
+      </w:r>
+      <w:r>
+        <w:t xml:space="preserve">or</w:t>
+      </w:r>
+      <w:r>
+        <w:t xml:space="preserve"> </w:t>
+      </w:r>
+      <w:r>
+        <w:t xml:space="preserve">judgment</w:t>
+      </w:r>
+      <w:r>
+        <w:t xml:space="preserve"> </w:t>
+      </w:r>
+      <w:r>
+        <w:t xml:space="preserve">by</w:t>
+      </w:r>
+      <w:r>
+        <w:t xml:space="preserve"> </w:t>
+      </w:r>
+      <w:r>
+        <w:t xml:space="preserve">the</w:t>
+      </w:r>
+      <w:r>
+        <w:t xml:space="preserve"> </w:t>
+      </w:r>
+      <w:r>
+        <w:t xml:space="preserve">bankruptcy</w:t>
+      </w:r>
+      <w:r>
+        <w:t xml:space="preserve"> </w:t>
+      </w:r>
+      <w:r>
+        <w:t xml:space="preserve">court,</w:t>
+      </w:r>
+      <w:r>
+        <w:t xml:space="preserve"> </w:t>
+      </w:r>
+      <w:r>
+        <w:t xml:space="preserve">as</w:t>
+      </w:r>
+      <w:r>
+        <w:t xml:space="preserve"> </w:t>
+      </w:r>
+      <w:r>
+        <w:t xml:space="preserve">Fed.</w:t>
+      </w:r>
+      <w:r>
+        <w:t xml:space="preserve"> </w:t>
+      </w:r>
+      <w:r>
+        <w:t xml:space="preserve">R.</w:t>
+      </w:r>
+      <w:r>
+        <w:t xml:space="preserve"> </w:t>
+      </w:r>
+      <w:r>
+        <w:t xml:space="preserve">Bankr.</w:t>
+      </w:r>
+      <w:r>
+        <w:t xml:space="preserve"> </w:t>
+      </w:r>
+      <w:r>
+        <w:t xml:space="preserve">P.</w:t>
+      </w:r>
+      <w:r>
+        <w:t xml:space="preserve"> </w:t>
+      </w:r>
+      <w:r>
+        <w:t xml:space="preserve">7008(a)</w:t>
+      </w:r>
+      <w:r>
+        <w:t xml:space="preserve"> </w:t>
+      </w:r>
+      <w:r>
+        <w:t xml:space="preserve">requires.]</w:t>
+      </w:r>
+    </w:p>
+    <w:p>
+      <w:pPr>
+        <w:tabs>
+          <w:tab w:val="left" w:pos="1440"/>
+        </w:tabs>
+        <w:spacing w:before="0" w:after="0" w:line="480" w:lineRule="exact"/>
+        <w:ind w:left="0" w:firstLine="720"/>
+        <w:jc w:val="left"/>
+      </w:pPr>
+      <w:r>
+        <w:t xml:space="preserve">5.</w:t>
+      </w:r>
+      <w:r>
+        <w:tab/>
+      </w:r>
+      <w:r>
+        <w:t xml:space="preserve">Venue</w:t>
+      </w:r>
+      <w:r>
+        <w:t xml:space="preserve"> </w:t>
+      </w:r>
+      <w:r>
+        <w:t xml:space="preserve">is</w:t>
+      </w:r>
+      <w:r>
+        <w:t xml:space="preserve"> </w:t>
+      </w:r>
+      <w:r>
+        <w:t xml:space="preserve">proper</w:t>
+      </w:r>
+      <w:r>
+        <w:t xml:space="preserve"> </w:t>
+      </w:r>
+      <w:r>
+        <w:t xml:space="preserve">under</w:t>
+      </w:r>
+      <w:r>
+        <w:t xml:space="preserve"> </w:t>
+      </w:r>
+      <w:r>
+        <w:t xml:space="preserve">28</w:t>
+      </w:r>
+      <w:r>
+        <w:t xml:space="preserve"> </w:t>
+      </w:r>
+      <w:r>
+        <w:t xml:space="preserve">U.S.C.</w:t>
+      </w:r>
+      <w:r>
+        <w:t xml:space="preserve"> </w:t>
+      </w:r>
+      <w:r>
+        <w:t xml:space="preserve">§§</w:t>
+      </w:r>
+      <w:r>
+        <w:t xml:space="preserve"> </w:t>
+      </w:r>
+      <w:r>
+        <w:t xml:space="preserve">1408</w:t>
+      </w:r>
+      <w:r>
+        <w:t xml:space="preserve"> </w:t>
+      </w:r>
+      <w:r>
+        <w:t xml:space="preserve">and</w:t>
+      </w:r>
+      <w:r>
+        <w:t xml:space="preserve"> </w:t>
+      </w:r>
+      <w:r>
+        <w:t xml:space="preserve">1409.</w:t>
       </w:r>
     </w:p>
     <w:p>
       <w:pPr>
         <w:pStyle w:val="Heading1"/>
+        <w:keepNext/>
+        <w:keepLines/>
+        <w:spacing w:before="0" w:after="0" w:line="480" w:lineRule="exact"/>
+        <w:ind w:left="0" w:firstLine="0"/>
+        <w:jc w:val="center"/>
       </w:pPr>
-      <w:bookmarkStart w:id="910" w:name="_0e2df9c0fe52ebd43073ce38f4076c822df9b17"/>
-      <w:r>
-        <w:t xml:space="preserve">JURISDICTION AND VENUE</w:t>
-      </w:r>
-      <w:bookmarkEnd w:id="910"/>
+      <w:r>
+        <w:rPr>
+          <w:b/>
+          <w:bCs/>
+        </w:rPr>
+        <w:t xml:space="preserve">PARTIES</w:t>
+      </w:r>
     </w:p>
     <w:p>
       <w:pPr>
-        <w:pStyle w:val="FirstParagraph"/>
+        <w:tabs>
+          <w:tab w:val="left" w:pos="1440"/>
+        </w:tabs>
+        <w:spacing w:before="0" w:after="0" w:line="480" w:lineRule="exact"/>
+        <w:ind w:left="0" w:firstLine="720"/>
+        <w:jc w:val="left"/>
       </w:pPr>
       <w:r>
-        <w:t xml:space="preserve">3.</w:t>
+        <w:t xml:space="preserve">6.</w:t>
       </w:r>
       <w:r>
         <w:tab/>
       </w:r>
       <w:r>
-        <w:t xml:space="preserve">This Court has jurisdiction under 28 U.S.C. §§ 1334(b) and 157 and the Local Rules of the District Court for the Northern Mariana Islands. [Placeholder: cite the order of reference or the rule that applies.]</w:t>
+        <w:t xml:space="preserve">Plaintiff</w:t>
+      </w:r>
+      <w:r>
+        <w:t xml:space="preserve"> </w:t>
+      </w:r>
+      <w:r>
+        <w:t xml:space="preserve">[placeholder</w:t>
+      </w:r>
+      <w:r>
+        <w:t xml:space="preserve"> </w:t>
+      </w:r>
+      <w:r>
+        <w:t xml:space="preserve">name]</w:t>
+      </w:r>
+      <w:r>
+        <w:t xml:space="preserve"> </w:t>
+      </w:r>
+      <w:r>
+        <w:t xml:space="preserve">is</w:t>
+      </w:r>
+      <w:r>
+        <w:t xml:space="preserve"> </w:t>
+      </w:r>
+      <w:r>
+        <w:t xml:space="preserve">[placeholder</w:t>
+      </w:r>
+      <w:r>
+        <w:t xml:space="preserve"> </w:t>
+      </w:r>
+      <w:r>
+        <w:t xml:space="preserve">description].</w:t>
       </w:r>
     </w:p>
     <w:p>
       <w:pPr>
-        <w:pStyle w:val="BodyText"/>
+        <w:tabs>
+          <w:tab w:val="left" w:pos="1440"/>
+        </w:tabs>
+        <w:spacing w:before="0" w:after="0" w:line="480" w:lineRule="exact"/>
+        <w:ind w:left="0" w:firstLine="720"/>
+        <w:jc w:val="left"/>
       </w:pPr>
       <w:r>
-        <w:t xml:space="preserve">4.</w:t>
+        <w:t xml:space="preserve">7.</w:t>
       </w:r>
       <w:r>
         <w:tab/>
       </w:r>
       <w:r>
-        <w:t xml:space="preserve">This is a core proceeding under 28 U.S.C. § 157(b)(2)(I). [Placeholder: the pleader states whether it does or does not consent to the entry of final orders or judgment by the bankruptcy court, as Fed. R. Bankr. P. 7008(a) requires.]</w:t>
-      </w:r>
-    </w:p>
-    <w:p>
-      <w:pPr>
-        <w:pStyle w:val="BodyText"/>
-      </w:pPr>
-      <w:r>
-        <w:t xml:space="preserve">5.</w:t>
-      </w:r>
-      <w:r>
-        <w:tab/>
-      </w:r>
-      <w:r>
-        <w:t xml:space="preserve">Venue is proper under 28 U.S.C. §§ 1408 and 1409.</w:t>
+        <w:t xml:space="preserve">Defendant</w:t>
+      </w:r>
+      <w:r>
+        <w:t xml:space="preserve"> </w:t>
+      </w:r>
+      <w:r>
+        <w:t xml:space="preserve">[placeholder</w:t>
+      </w:r>
+      <w:r>
+        <w:t xml:space="preserve"> </w:t>
+      </w:r>
+      <w:r>
+        <w:t xml:space="preserve">name]</w:t>
+      </w:r>
+      <w:r>
+        <w:t xml:space="preserve"> </w:t>
+      </w:r>
+      <w:r>
+        <w:t xml:space="preserve">is</w:t>
+      </w:r>
+      <w:r>
+        <w:t xml:space="preserve"> </w:t>
+      </w:r>
+      <w:r>
+        <w:t xml:space="preserve">[placeholder</w:t>
+      </w:r>
+      <w:r>
+        <w:t xml:space="preserve"> </w:t>
+      </w:r>
+      <w:r>
+        <w:t xml:space="preserve">description]</w:t>
+      </w:r>
+      <w:r>
+        <w:t xml:space="preserve"> </w:t>
+      </w:r>
+      <w:r>
+        <w:t xml:space="preserve">and</w:t>
+      </w:r>
+      <w:r>
+        <w:t xml:space="preserve"> </w:t>
+      </w:r>
+      <w:r>
+        <w:t xml:space="preserve">may</w:t>
+      </w:r>
+      <w:r>
+        <w:t xml:space="preserve"> </w:t>
+      </w:r>
+      <w:r>
+        <w:t xml:space="preserve">be</w:t>
+      </w:r>
+      <w:r>
+        <w:t xml:space="preserve"> </w:t>
+      </w:r>
+      <w:r>
+        <w:t xml:space="preserve">served</w:t>
+      </w:r>
+      <w:r>
+        <w:t xml:space="preserve"> </w:t>
+      </w:r>
+      <w:r>
+        <w:t xml:space="preserve">under</w:t>
+      </w:r>
+      <w:r>
+        <w:t xml:space="preserve"> </w:t>
+      </w:r>
+      <w:r>
+        <w:t xml:space="preserve">Fed.</w:t>
+      </w:r>
+      <w:r>
+        <w:t xml:space="preserve"> </w:t>
+      </w:r>
+      <w:r>
+        <w:t xml:space="preserve">R.</w:t>
+      </w:r>
+      <w:r>
+        <w:t xml:space="preserve"> </w:t>
+      </w:r>
+      <w:r>
+        <w:t xml:space="preserve">Bankr.</w:t>
+      </w:r>
+      <w:r>
+        <w:t xml:space="preserve"> </w:t>
+      </w:r>
+      <w:r>
+        <w:t xml:space="preserve">P.</w:t>
+      </w:r>
+      <w:r>
+        <w:t xml:space="preserve"> </w:t>
+      </w:r>
+      <w:r>
+        <w:t xml:space="preserve">7004.</w:t>
       </w:r>
     </w:p>
     <w:p>
       <w:pPr>
         <w:pStyle w:val="Heading1"/>
+        <w:keepNext/>
+        <w:keepLines/>
+        <w:spacing w:before="0" w:after="0" w:line="480" w:lineRule="exact"/>
+        <w:ind w:left="0" w:firstLine="0"/>
+        <w:jc w:val="center"/>
       </w:pPr>
-      <w:bookmarkStart w:id="911" w:name="_parties"/>
-      <w:r>
-        <w:t xml:space="preserve">PARTIES</w:t>
-      </w:r>
-      <w:bookmarkEnd w:id="911"/>
+      <w:r>
+        <w:rPr>
+          <w:b/>
+          <w:bCs/>
+        </w:rPr>
+        <w:t xml:space="preserve">FACTUAL</w:t>
+      </w:r>
+      <w:r>
+        <w:rPr>
+          <w:b/>
+          <w:bCs/>
+        </w:rPr>
+        <w:t xml:space="preserve"> </w:t>
+      </w:r>
+      <w:r>
+        <w:rPr>
+          <w:b/>
+          <w:bCs/>
+        </w:rPr>
+        <w:t xml:space="preserve">ALLEGATIONS</w:t>
+      </w:r>
     </w:p>
     <w:p>
       <w:pPr>
-        <w:pStyle w:val="FirstParagraph"/>
+        <w:tabs>
+          <w:tab w:val="left" w:pos="1440"/>
+        </w:tabs>
+        <w:spacing w:before="0" w:after="0" w:line="480" w:lineRule="exact"/>
+        <w:ind w:left="0" w:firstLine="720"/>
+        <w:jc w:val="left"/>
       </w:pPr>
       <w:r>
-        <w:t xml:space="preserve">6.</w:t>
+        <w:t xml:space="preserve">8.</w:t>
       </w:r>
       <w:r>
         <w:tab/>
       </w:r>
       <w:r>
-        <w:t xml:space="preserve">Plaintiff [placeholder name] is [placeholder description].</w:t>
+        <w:t xml:space="preserve">On</w:t>
+      </w:r>
+      <w:r>
+        <w:t xml:space="preserve"> </w:t>
+      </w:r>
+      <w:r>
+        <w:t xml:space="preserve">[placeholder</w:t>
+      </w:r>
+      <w:r>
+        <w:t xml:space="preserve"> </w:t>
+      </w:r>
+      <w:r>
+        <w:t xml:space="preserve">date],</w:t>
+      </w:r>
+      <w:r>
+        <w:t xml:space="preserve"> </w:t>
+      </w:r>
+      <w:r>
+        <w:t xml:space="preserve">the</w:t>
+      </w:r>
+      <w:r>
+        <w:t xml:space="preserve"> </w:t>
+      </w:r>
+      <w:r>
+        <w:t xml:space="preserve">Debtor</w:t>
+      </w:r>
+      <w:r>
+        <w:t xml:space="preserve"> </w:t>
+      </w:r>
+      <w:r>
+        <w:t xml:space="preserve">filed</w:t>
+      </w:r>
+      <w:r>
+        <w:t xml:space="preserve"> </w:t>
+      </w:r>
+      <w:r>
+        <w:t xml:space="preserve">a</w:t>
+      </w:r>
+      <w:r>
+        <w:t xml:space="preserve"> </w:t>
+      </w:r>
+      <w:r>
+        <w:t xml:space="preserve">voluntary</w:t>
+      </w:r>
+      <w:r>
+        <w:t xml:space="preserve"> </w:t>
+      </w:r>
+      <w:r>
+        <w:t xml:space="preserve">petition</w:t>
+      </w:r>
+      <w:r>
+        <w:t xml:space="preserve"> </w:t>
+      </w:r>
+      <w:r>
+        <w:t xml:space="preserve">under</w:t>
+      </w:r>
+      <w:r>
+        <w:t xml:space="preserve"> </w:t>
+      </w:r>
+      <w:r>
+        <w:t xml:space="preserve">Chapter</w:t>
+      </w:r>
+      <w:r>
+        <w:t xml:space="preserve"> </w:t>
+      </w:r>
+      <w:r>
+        <w:t xml:space="preserve">11</w:t>
+      </w:r>
+      <w:r>
+        <w:t xml:space="preserve"> </w:t>
+      </w:r>
+      <w:r>
+        <w:t xml:space="preserve">of</w:t>
+      </w:r>
+      <w:r>
+        <w:t xml:space="preserve"> </w:t>
+      </w:r>
+      <w:r>
+        <w:t xml:space="preserve">the</w:t>
+      </w:r>
+      <w:r>
+        <w:t xml:space="preserve"> </w:t>
+      </w:r>
+      <w:r>
+        <w:t xml:space="preserve">Bankruptcy</w:t>
+      </w:r>
+      <w:r>
+        <w:t xml:space="preserve"> </w:t>
+      </w:r>
+      <w:r>
+        <w:t xml:space="preserve">Code</w:t>
+      </w:r>
+      <w:r>
+        <w:t xml:space="preserve"> </w:t>
+      </w:r>
+      <w:r>
+        <w:t xml:space="preserve">in</w:t>
+      </w:r>
+      <w:r>
+        <w:t xml:space="preserve"> </w:t>
+      </w:r>
+      <w:r>
+        <w:t xml:space="preserve">this</w:t>
+      </w:r>
+      <w:r>
+        <w:t xml:space="preserve"> </w:t>
+      </w:r>
+      <w:r>
+        <w:t xml:space="preserve">Court.</w:t>
       </w:r>
     </w:p>
     <w:p>
       <w:pPr>
-        <w:pStyle w:val="BodyText"/>
+        <w:tabs>
+          <w:tab w:val="left" w:pos="1440"/>
+        </w:tabs>
+        <w:spacing w:before="0" w:after="0" w:line="480" w:lineRule="exact"/>
+        <w:ind w:left="0" w:firstLine="720"/>
+        <w:jc w:val="left"/>
       </w:pPr>
       <w:r>
-        <w:t xml:space="preserve">7.</w:t>
+        <w:t xml:space="preserve">9.</w:t>
       </w:r>
       <w:r>
         <w:tab/>
       </w:r>
       <w:r>
-        <w:t xml:space="preserve">Defendant [placeholder name] is [placeholder description] and may be served under Fed. R. Bankr. P. 7004.</w:t>
+        <w:t xml:space="preserve">[Placeholder</w:t>
+      </w:r>
+      <w:r>
+        <w:t xml:space="preserve"> </w:t>
+      </w:r>
+      <w:r>
+        <w:t xml:space="preserve">factual</w:t>
+      </w:r>
+      <w:r>
+        <w:t xml:space="preserve"> </w:t>
+      </w:r>
+      <w:r>
+        <w:t xml:space="preserve">allegation,</w:t>
+      </w:r>
+      <w:r>
+        <w:t xml:space="preserve"> </w:t>
+      </w:r>
+      <w:r>
+        <w:t xml:space="preserve">one</w:t>
+      </w:r>
+      <w:r>
+        <w:t xml:space="preserve"> </w:t>
+      </w:r>
+      <w:r>
+        <w:t xml:space="preserve">set</w:t>
+      </w:r>
+      <w:r>
+        <w:t xml:space="preserve"> </w:t>
+      </w:r>
+      <w:r>
+        <w:t xml:space="preserve">of</w:t>
+      </w:r>
+      <w:r>
+        <w:t xml:space="preserve"> </w:t>
+      </w:r>
+      <w:r>
+        <w:t xml:space="preserve">circumstances</w:t>
+      </w:r>
+      <w:r>
+        <w:t xml:space="preserve"> </w:t>
+      </w:r>
+      <w:r>
+        <w:t xml:space="preserve">per</w:t>
+      </w:r>
+      <w:r>
+        <w:t xml:space="preserve"> </w:t>
+      </w:r>
+      <w:r>
+        <w:t xml:space="preserve">paragraph,</w:t>
+      </w:r>
+      <w:r>
+        <w:t xml:space="preserve"> </w:t>
+      </w:r>
+      <w:r>
+        <w:t xml:space="preserve">as</w:t>
+      </w:r>
+      <w:r>
+        <w:t xml:space="preserve"> </w:t>
+      </w:r>
+      <w:r>
+        <w:t xml:space="preserve">Fed.</w:t>
+      </w:r>
+      <w:r>
+        <w:t xml:space="preserve"> </w:t>
+      </w:r>
+      <w:r>
+        <w:t xml:space="preserve">R.</w:t>
+      </w:r>
+      <w:r>
+        <w:t xml:space="preserve"> </w:t>
+      </w:r>
+      <w:r>
+        <w:t xml:space="preserve">Civ.</w:t>
+      </w:r>
+      <w:r>
+        <w:t xml:space="preserve"> </w:t>
+      </w:r>
+      <w:r>
+        <w:t xml:space="preserve">P.</w:t>
+      </w:r>
+      <w:r>
+        <w:t xml:space="preserve"> </w:t>
+      </w:r>
+      <w:r>
+        <w:t xml:space="preserve">10(b)</w:t>
+      </w:r>
+      <w:r>
+        <w:t xml:space="preserve"> </w:t>
+      </w:r>
+      <w:r>
+        <w:t xml:space="preserve">requires.]</w:t>
+      </w:r>
+    </w:p>
+    <w:p>
+      <w:pPr>
+        <w:tabs>
+          <w:tab w:val="left" w:pos="1440"/>
+        </w:tabs>
+        <w:spacing w:before="0" w:after="0" w:line="480" w:lineRule="exact"/>
+        <w:ind w:left="0" w:firstLine="720"/>
+        <w:jc w:val="left"/>
+      </w:pPr>
+      <w:r>
+        <w:t xml:space="preserve">10.</w:t>
+      </w:r>
+      <w:r>
+        <w:tab/>
+      </w:r>
+      <w:r>
+        <w:t xml:space="preserve">[Placeholder</w:t>
+      </w:r>
+      <w:r>
+        <w:t xml:space="preserve"> </w:t>
+      </w:r>
+      <w:r>
+        <w:t xml:space="preserve">factual</w:t>
+      </w:r>
+      <w:r>
+        <w:t xml:space="preserve"> </w:t>
+      </w:r>
+      <w:r>
+        <w:t xml:space="preserve">allegation.]</w:t>
+      </w:r>
+    </w:p>
+    <w:p>
+      <w:pPr>
+        <w:pStyle w:val="Heading3"/>
+        <w:keepNext/>
+        <w:keepLines/>
+        <w:spacing w:before="0" w:after="0" w:line="480" w:lineRule="exact"/>
+        <w:ind w:left="0" w:firstLine="0"/>
+        <w:jc w:val="left"/>
+      </w:pPr>
+      <w:r>
+        <w:rPr>
+          <w:b/>
+          <w:bCs/>
+          <w:i/>
+          <w:iCs/>
+        </w:rPr>
+        <w:t xml:space="preserve">Placeholder</w:t>
+      </w:r>
+      <w:r>
+        <w:rPr>
+          <w:b/>
+          <w:bCs/>
+          <w:i/>
+          <w:iCs/>
+        </w:rPr>
+        <w:t xml:space="preserve"> </w:t>
+      </w:r>
+      <w:r>
+        <w:rPr>
+          <w:b/>
+          <w:bCs/>
+          <w:i/>
+          <w:iCs/>
+        </w:rPr>
+        <w:t xml:space="preserve">sub-heading</w:t>
+      </w:r>
+      <w:r>
+        <w:rPr>
+          <w:b/>
+          <w:bCs/>
+          <w:i/>
+          <w:iCs/>
+        </w:rPr>
+        <w:t xml:space="preserve"> </w:t>
+      </w:r>
+      <w:r>
+        <w:rPr>
+          <w:b/>
+          <w:bCs/>
+          <w:i/>
+          <w:iCs/>
+        </w:rPr>
+        <w:t xml:space="preserve">for</w:t>
+      </w:r>
+      <w:r>
+        <w:rPr>
+          <w:b/>
+          <w:bCs/>
+          <w:i/>
+          <w:iCs/>
+        </w:rPr>
+        <w:t xml:space="preserve"> </w:t>
+      </w:r>
+      <w:r>
+        <w:rPr>
+          <w:b/>
+          <w:bCs/>
+          <w:i/>
+          <w:iCs/>
+        </w:rPr>
+        <w:t xml:space="preserve">a</w:t>
+      </w:r>
+      <w:r>
+        <w:rPr>
+          <w:b/>
+          <w:bCs/>
+          <w:i/>
+          <w:iCs/>
+        </w:rPr>
+        <w:t xml:space="preserve"> </w:t>
+      </w:r>
+      <w:r>
+        <w:rPr>
+          <w:b/>
+          <w:bCs/>
+          <w:i/>
+          <w:iCs/>
+        </w:rPr>
+        <w:t xml:space="preserve">group</w:t>
+      </w:r>
+      <w:r>
+        <w:rPr>
+          <w:b/>
+          <w:bCs/>
+          <w:i/>
+          <w:iCs/>
+        </w:rPr>
+        <w:t xml:space="preserve"> </w:t>
+      </w:r>
+      <w:r>
+        <w:rPr>
+          <w:b/>
+          <w:bCs/>
+          <w:i/>
+          <w:iCs/>
+        </w:rPr>
+        <w:t xml:space="preserve">of</w:t>
+      </w:r>
+      <w:r>
+        <w:rPr>
+          <w:b/>
+          <w:bCs/>
+          <w:i/>
+          <w:iCs/>
+        </w:rPr>
+        <w:t xml:space="preserve"> </w:t>
+      </w:r>
+      <w:r>
+        <w:rPr>
+          <w:b/>
+          <w:bCs/>
+          <w:i/>
+          <w:iCs/>
+        </w:rPr>
+        <w:t xml:space="preserve">allegations</w:t>
+      </w:r>
+    </w:p>
+    <w:p>
+      <w:pPr>
+        <w:tabs>
+          <w:tab w:val="left" w:pos="1440"/>
+        </w:tabs>
+        <w:spacing w:before="0" w:after="0" w:line="480" w:lineRule="exact"/>
+        <w:ind w:left="0" w:firstLine="720"/>
+        <w:jc w:val="left"/>
+      </w:pPr>
+      <w:r>
+        <w:t xml:space="preserve">11.</w:t>
+      </w:r>
+      <w:r>
+        <w:tab/>
+      </w:r>
+      <w:r>
+        <w:t xml:space="preserve">[Placeholder</w:t>
+      </w:r>
+      <w:r>
+        <w:t xml:space="preserve"> </w:t>
+      </w:r>
+      <w:r>
+        <w:t xml:space="preserve">factual</w:t>
+      </w:r>
+      <w:r>
+        <w:t xml:space="preserve"> </w:t>
+      </w:r>
+      <w:r>
+        <w:t xml:space="preserve">allegation</w:t>
+      </w:r>
+      <w:r>
+        <w:t xml:space="preserve"> </w:t>
+      </w:r>
+      <w:r>
+        <w:t xml:space="preserve">under</w:t>
+      </w:r>
+      <w:r>
+        <w:t xml:space="preserve"> </w:t>
+      </w:r>
+      <w:r>
+        <w:t xml:space="preserve">the</w:t>
+      </w:r>
+      <w:r>
+        <w:t xml:space="preserve"> </w:t>
+      </w:r>
+      <w:r>
+        <w:t xml:space="preserve">sub-heading.]</w:t>
       </w:r>
     </w:p>
     <w:p>
       <w:pPr>
         <w:pStyle w:val="Heading1"/>
+        <w:keepNext/>
+        <w:keepLines/>
+        <w:spacing w:before="0" w:after="0" w:line="480" w:lineRule="exact"/>
+        <w:ind w:left="0" w:firstLine="0"/>
+        <w:jc w:val="center"/>
       </w:pPr>
-      <w:bookmarkStart w:id="912" w:name="_d221e47df2d2bfb45f1f5035ae39638c7f80357"/>
-      <w:r>
-        <w:t xml:space="preserve">FACTUAL ALLEGATIONS</w:t>
-      </w:r>
-      <w:bookmarkEnd w:id="912"/>
+      <w:r>
+        <w:rPr>
+          <w:b/>
+          <w:bCs/>
+        </w:rPr>
+        <w:t xml:space="preserve">FIRST</w:t>
+      </w:r>
+      <w:r>
+        <w:rPr>
+          <w:b/>
+          <w:bCs/>
+        </w:rPr>
+        <w:t xml:space="preserve"> </w:t>
+      </w:r>
+      <w:r>
+        <w:rPr>
+          <w:b/>
+          <w:bCs/>
+        </w:rPr>
+        <w:t xml:space="preserve">CLAIM</w:t>
+      </w:r>
+      <w:r>
+        <w:rPr>
+          <w:b/>
+          <w:bCs/>
+        </w:rPr>
+        <w:t xml:space="preserve"> </w:t>
+      </w:r>
+      <w:r>
+        <w:rPr>
+          <w:b/>
+          <w:bCs/>
+        </w:rPr>
+        <w:t xml:space="preserve">FOR</w:t>
+      </w:r>
+      <w:r>
+        <w:rPr>
+          <w:b/>
+          <w:bCs/>
+        </w:rPr>
+        <w:t xml:space="preserve"> </w:t>
+      </w:r>
+      <w:r>
+        <w:rPr>
+          <w:b/>
+          <w:bCs/>
+        </w:rPr>
+        <w:t xml:space="preserve">RELIEF</w:t>
+      </w:r>
     </w:p>
     <w:p>
       <w:pPr>
-        <w:pStyle w:val="FirstParagraph"/>
+        <w:pStyle w:val="Heading2"/>
+        <w:keepNext/>
+        <w:keepLines/>
+        <w:spacing w:before="0" w:after="0" w:line="480" w:lineRule="exact"/>
+        <w:ind w:left="0" w:firstLine="0"/>
+        <w:jc w:val="center"/>
       </w:pPr>
       <w:r>
-        <w:t xml:space="preserve">8.</w:t>
-      </w:r>
-      <w:r>
-        <w:tab/>
-      </w:r>
-      <w:r>
-        <w:t xml:space="preserve">On [placeholder date], the Debtor filed a voluntary petition under Chapter 11 of the Bankruptcy Code in this Court.</w:t>
+        <w:rPr>
+          <w:b/>
+          <w:bCs/>
+        </w:rPr>
+        <w:t xml:space="preserve">Placeholder</w:t>
+      </w:r>
+      <w:r>
+        <w:rPr>
+          <w:b/>
+          <w:bCs/>
+        </w:rPr>
+        <w:t xml:space="preserve"> </w:t>
+      </w:r>
+      <w:r>
+        <w:rPr>
+          <w:b/>
+          <w:bCs/>
+        </w:rPr>
+        <w:t xml:space="preserve">Claim</w:t>
+      </w:r>
+      <w:r>
+        <w:rPr>
+          <w:b/>
+          <w:bCs/>
+        </w:rPr>
+        <w:t xml:space="preserve"> </w:t>
+      </w:r>
+      <w:r>
+        <w:rPr>
+          <w:b/>
+          <w:bCs/>
+        </w:rPr>
+        <w:t xml:space="preserve">Title</w:t>
       </w:r>
     </w:p>
     <w:p>
       <w:pPr>
-        <w:pStyle w:val="BodyText"/>
+        <w:tabs>
+          <w:tab w:val="left" w:pos="1440"/>
+        </w:tabs>
+        <w:spacing w:before="0" w:after="0" w:line="480" w:lineRule="exact"/>
+        <w:ind w:left="0" w:firstLine="720"/>
+        <w:jc w:val="left"/>
       </w:pPr>
       <w:r>
-        <w:t xml:space="preserve">9.</w:t>
+        <w:t xml:space="preserve">12.</w:t>
       </w:r>
       <w:r>
         <w:tab/>
       </w:r>
       <w:r>
-        <w:t xml:space="preserve">[Placeholder factual allegation, one set of circumstances per paragraph, as Fed. R. Civ. P. 10(b) requires.]</w:t>
+        <w:t xml:space="preserve">Plaintiff</w:t>
+      </w:r>
+      <w:r>
+        <w:t xml:space="preserve"> </w:t>
+      </w:r>
+      <w:r>
+        <w:t xml:space="preserve">incorporates</w:t>
+      </w:r>
+      <w:r>
+        <w:t xml:space="preserve"> </w:t>
+      </w:r>
+      <w:r>
+        <w:t xml:space="preserve">the</w:t>
+      </w:r>
+      <w:r>
+        <w:t xml:space="preserve"> </w:t>
+      </w:r>
+      <w:r>
+        <w:t xml:space="preserve">paragraphs</w:t>
+      </w:r>
+      <w:r>
+        <w:t xml:space="preserve"> </w:t>
+      </w:r>
+      <w:r>
+        <w:t xml:space="preserve">above.</w:t>
       </w:r>
     </w:p>
     <w:p>
       <w:pPr>
-        <w:pStyle w:val="BodyText"/>
+        <w:tabs>
+          <w:tab w:val="left" w:pos="1440"/>
+        </w:tabs>
+        <w:spacing w:before="0" w:after="0" w:line="480" w:lineRule="exact"/>
+        <w:ind w:left="0" w:firstLine="720"/>
+        <w:jc w:val="left"/>
       </w:pPr>
       <w:r>
-        <w:t xml:space="preserve">10.</w:t>
+        <w:t xml:space="preserve">13.</w:t>
       </w:r>
       <w:r>
         <w:tab/>
       </w:r>
       <w:r>
-        <w:t xml:space="preserve">[Placeholder factual allegation.]</w:t>
-      </w:r>
-    </w:p>
-    <w:p>
-      <w:pPr>
-        <w:pStyle w:val="Heading3"/>
-      </w:pPr>
-      <w:bookmarkStart w:id="913" w:name="_714f0c0b22e63e33670fe79be947a8c00f7dd02"/>
-      <w:r>
-        <w:t xml:space="preserve">Placeholder sub-heading for a group of allegations</w:t>
-      </w:r>
-      <w:bookmarkEnd w:id="913"/>
-    </w:p>
-    <w:p>
-      <w:pPr>
-        <w:pStyle w:val="FirstParagraph"/>
-      </w:pPr>
-      <w:r>
-        <w:t xml:space="preserve">11.</w:t>
-      </w:r>
-      <w:r>
-        <w:tab/>
-      </w:r>
-      <w:r>
-        <w:t xml:space="preserve">[Placeholder factual allegation under the sub-heading.]</w:t>
+        <w:t xml:space="preserve">[Placeholder</w:t>
+      </w:r>
+      <w:r>
+        <w:t xml:space="preserve"> </w:t>
+      </w:r>
+      <w:r>
+        <w:t xml:space="preserve">allegation</w:t>
+      </w:r>
+      <w:r>
+        <w:t xml:space="preserve"> </w:t>
+      </w:r>
+      <w:r>
+        <w:t xml:space="preserve">that</w:t>
+      </w:r>
+      <w:r>
+        <w:t xml:space="preserve"> </w:t>
+      </w:r>
+      <w:r>
+        <w:t xml:space="preserve">states</w:t>
+      </w:r>
+      <w:r>
+        <w:t xml:space="preserve"> </w:t>
+      </w:r>
+      <w:r>
+        <w:t xml:space="preserve">the</w:t>
+      </w:r>
+      <w:r>
+        <w:t xml:space="preserve"> </w:t>
+      </w:r>
+      <w:r>
+        <w:t xml:space="preserve">elements</w:t>
+      </w:r>
+      <w:r>
+        <w:t xml:space="preserve"> </w:t>
+      </w:r>
+      <w:r>
+        <w:t xml:space="preserve">of</w:t>
+      </w:r>
+      <w:r>
+        <w:t xml:space="preserve"> </w:t>
+      </w:r>
+      <w:r>
+        <w:t xml:space="preserve">the</w:t>
+      </w:r>
+      <w:r>
+        <w:t xml:space="preserve"> </w:t>
+      </w:r>
+      <w:r>
+        <w:t xml:space="preserve">claim.]</w:t>
       </w:r>
     </w:p>
     <w:p>
       <w:pPr>
         <w:pStyle w:val="Heading1"/>
+        <w:keepNext/>
+        <w:keepLines/>
+        <w:spacing w:before="0" w:after="0" w:line="480" w:lineRule="exact"/>
+        <w:ind w:left="0" w:firstLine="0"/>
+        <w:jc w:val="center"/>
       </w:pPr>
-      <w:bookmarkStart w:id="914" w:name="_06f0489481602a8120652f7d2c08fb3362d9f45"/>
-      <w:r>
-        <w:t xml:space="preserve">FIRST CLAIM FOR RELIEF</w:t>
-      </w:r>
-      <w:bookmarkEnd w:id="914"/>
+      <w:r>
+        <w:rPr>
+          <w:b/>
+          <w:bCs/>
+        </w:rPr>
+        <w:t xml:space="preserve">PRAYER</w:t>
+      </w:r>
+      <w:r>
+        <w:rPr>
+          <w:b/>
+          <w:bCs/>
+        </w:rPr>
+        <w:t xml:space="preserve"> </w:t>
+      </w:r>
+      <w:r>
+        <w:rPr>
+          <w:b/>
+          <w:bCs/>
+        </w:rPr>
+        <w:t xml:space="preserve">FOR</w:t>
+      </w:r>
+      <w:r>
+        <w:rPr>
+          <w:b/>
+          <w:bCs/>
+        </w:rPr>
+        <w:t xml:space="preserve"> </w:t>
+      </w:r>
+      <w:r>
+        <w:rPr>
+          <w:b/>
+          <w:bCs/>
+        </w:rPr>
+        <w:t xml:space="preserve">RELIEF</w:t>
+      </w:r>
     </w:p>
     <w:p>
       <w:pPr>
-        <w:pStyle w:val="Heading2"/>
+        <w:spacing w:before="0" w:after="0" w:line="480" w:lineRule="exact"/>
+        <w:ind w:left="0" w:firstLine="720"/>
+        <w:jc w:val="left"/>
       </w:pPr>
-      <w:bookmarkStart w:id="915" w:name="_f204aa2cf76b1a232278d0902cea9e27a691110"/>
-      <w:r>
-        <w:t xml:space="preserve">Placeholder Claim Title</w:t>
-      </w:r>
-      <w:bookmarkEnd w:id="915"/>
+      <w:r>
+        <w:t xml:space="preserve">WHEREFORE,</w:t>
+      </w:r>
+      <w:r>
+        <w:t xml:space="preserve"> </w:t>
+      </w:r>
+      <w:r>
+        <w:t xml:space="preserve">Plaintiff</w:t>
+      </w:r>
+      <w:r>
+        <w:t xml:space="preserve"> </w:t>
+      </w:r>
+      <w:r>
+        <w:t xml:space="preserve">requests</w:t>
+      </w:r>
+      <w:r>
+        <w:t xml:space="preserve"> </w:t>
+      </w:r>
+      <w:r>
+        <w:t xml:space="preserve">that</w:t>
+      </w:r>
+      <w:r>
+        <w:t xml:space="preserve"> </w:t>
+      </w:r>
+      <w:r>
+        <w:t xml:space="preserve">the</w:t>
+      </w:r>
+      <w:r>
+        <w:t xml:space="preserve"> </w:t>
+      </w:r>
+      <w:r>
+        <w:t xml:space="preserve">Court</w:t>
+      </w:r>
+      <w:r>
+        <w:t xml:space="preserve"> </w:t>
+      </w:r>
+      <w:r>
+        <w:t xml:space="preserve">enter</w:t>
+      </w:r>
+      <w:r>
+        <w:t xml:space="preserve"> </w:t>
+      </w:r>
+      <w:r>
+        <w:t xml:space="preserve">judgment:</w:t>
+      </w:r>
     </w:p>
     <w:p>
       <w:pPr>
-        <w:pStyle w:val="FirstParagraph"/>
+        <w:spacing w:before="0" w:after="0" w:line="480" w:lineRule="exact"/>
+        <w:ind w:left="1296" w:hanging="576"/>
+        <w:jc w:val="left"/>
       </w:pPr>
       <w:r>
-        <w:t xml:space="preserve">12.</w:t>
+        <w:t xml:space="preserve">(a)</w:t>
       </w:r>
       <w:r>
         <w:tab/>
       </w:r>
       <w:r>
-        <w:t xml:space="preserve">Plaintiff incorporates the paragraphs above.</w:t>
+        <w:t xml:space="preserve">determining</w:t>
+      </w:r>
+      <w:r>
+        <w:t xml:space="preserve"> </w:t>
+      </w:r>
+      <w:r>
+        <w:t xml:space="preserve">that</w:t>
+      </w:r>
+      <w:r>
+        <w:t xml:space="preserve"> </w:t>
+      </w:r>
+      <w:r>
+        <w:t xml:space="preserve">the</w:t>
+      </w:r>
+      <w:r>
+        <w:t xml:space="preserve"> </w:t>
+      </w:r>
+      <w:r>
+        <w:t xml:space="preserve">debt</w:t>
+      </w:r>
+      <w:r>
+        <w:t xml:space="preserve"> </w:t>
+      </w:r>
+      <w:r>
+        <w:t xml:space="preserve">described</w:t>
+      </w:r>
+      <w:r>
+        <w:t xml:space="preserve"> </w:t>
+      </w:r>
+      <w:r>
+        <w:t xml:space="preserve">above</w:t>
+      </w:r>
+      <w:r>
+        <w:t xml:space="preserve"> </w:t>
+      </w:r>
+      <w:r>
+        <w:t xml:space="preserve">is</w:t>
+      </w:r>
+      <w:r>
+        <w:t xml:space="preserve"> </w:t>
+      </w:r>
+      <w:r>
+        <w:t xml:space="preserve">excepted</w:t>
+      </w:r>
+      <w:r>
+        <w:t xml:space="preserve"> </w:t>
+      </w:r>
+      <w:r>
+        <w:t xml:space="preserve">from</w:t>
+      </w:r>
+      <w:r>
+        <w:t xml:space="preserve"> </w:t>
+      </w:r>
+      <w:r>
+        <w:t xml:space="preserve">discharge</w:t>
+      </w:r>
+      <w:r>
+        <w:t xml:space="preserve"> </w:t>
+      </w:r>
+      <w:r>
+        <w:t xml:space="preserve">under</w:t>
+      </w:r>
+      <w:r>
+        <w:t xml:space="preserve"> </w:t>
+      </w:r>
+      <w:r>
+        <w:t xml:space="preserve">11</w:t>
+      </w:r>
+      <w:r>
+        <w:t xml:space="preserve"> </w:t>
+      </w:r>
+      <w:r>
+        <w:t xml:space="preserve">U.S.C.</w:t>
+      </w:r>
+      <w:r>
+        <w:t xml:space="preserve"> </w:t>
+      </w:r>
+      <w:r>
+        <w:t xml:space="preserve">§</w:t>
+      </w:r>
+      <w:r>
+        <w:t xml:space="preserve"> </w:t>
+      </w:r>
+      <w:r>
+        <w:t xml:space="preserve">523;</w:t>
       </w:r>
     </w:p>
     <w:p>
       <w:pPr>
-        <w:pStyle w:val="BodyText"/>
+        <w:spacing w:before="0" w:after="0" w:line="480" w:lineRule="exact"/>
+        <w:ind w:left="1296" w:hanging="576"/>
+        <w:jc w:val="left"/>
       </w:pPr>
       <w:r>
-        <w:t xml:space="preserve">13.</w:t>
+        <w:t xml:space="preserve">(b)</w:t>
       </w:r>
       <w:r>
         <w:tab/>
       </w:r>
       <w:r>
-        <w:t xml:space="preserve">[Placeholder allegation that states the elements of the claim.]</w:t>
+        <w:t xml:space="preserve">awarding</w:t>
+      </w:r>
+      <w:r>
+        <w:t xml:space="preserve"> </w:t>
+      </w:r>
+      <w:r>
+        <w:t xml:space="preserve">the</w:t>
+      </w:r>
+      <w:r>
+        <w:t xml:space="preserve"> </w:t>
+      </w:r>
+      <w:r>
+        <w:t xml:space="preserve">placeholder</w:t>
+      </w:r>
+      <w:r>
+        <w:t xml:space="preserve"> </w:t>
+      </w:r>
+      <w:r>
+        <w:t xml:space="preserve">amount</w:t>
+      </w:r>
+      <w:r>
+        <w:t xml:space="preserve"> </w:t>
+      </w:r>
+      <w:r>
+        <w:t xml:space="preserve">described</w:t>
+      </w:r>
+      <w:r>
+        <w:t xml:space="preserve"> </w:t>
+      </w:r>
+      <w:r>
+        <w:t xml:space="preserve">above;</w:t>
+      </w:r>
+    </w:p>
+    <w:p>
+      <w:pPr>
+        <w:spacing w:before="0" w:after="0" w:line="480" w:lineRule="exact"/>
+        <w:ind w:left="1296" w:hanging="576"/>
+        <w:jc w:val="left"/>
+      </w:pPr>
+      <w:r>
+        <w:t xml:space="preserve">(c)</w:t>
+      </w:r>
+      <w:r>
+        <w:tab/>
+      </w:r>
+      <w:r>
+        <w:t xml:space="preserve">awarding</w:t>
+      </w:r>
+      <w:r>
+        <w:t xml:space="preserve"> </w:t>
+      </w:r>
+      <w:r>
+        <w:t xml:space="preserve">costs</w:t>
+      </w:r>
+      <w:r>
+        <w:t xml:space="preserve"> </w:t>
+      </w:r>
+      <w:r>
+        <w:t xml:space="preserve">and</w:t>
+      </w:r>
+      <w:r>
+        <w:t xml:space="preserve"> </w:t>
+      </w:r>
+      <w:r>
+        <w:t xml:space="preserve">fees</w:t>
+      </w:r>
+      <w:r>
+        <w:t xml:space="preserve"> </w:t>
+      </w:r>
+      <w:r>
+        <w:t xml:space="preserve">as</w:t>
+      </w:r>
+      <w:r>
+        <w:t xml:space="preserve"> </w:t>
+      </w:r>
+      <w:r>
+        <w:t xml:space="preserve">allowed</w:t>
+      </w:r>
+      <w:r>
+        <w:t xml:space="preserve"> </w:t>
+      </w:r>
+      <w:r>
+        <w:t xml:space="preserve">by</w:t>
+      </w:r>
+      <w:r>
+        <w:t xml:space="preserve"> </w:t>
+      </w:r>
+      <w:r>
+        <w:t xml:space="preserve">law;</w:t>
+      </w:r>
+      <w:r>
+        <w:t xml:space="preserve"> </w:t>
+      </w:r>
+      <w:r>
+        <w:t xml:space="preserve">and</w:t>
+      </w:r>
+    </w:p>
+    <w:p>
+      <w:pPr>
+        <w:spacing w:before="0" w:after="0" w:line="480" w:lineRule="exact"/>
+        <w:ind w:left="1296" w:hanging="576"/>
+        <w:jc w:val="left"/>
+      </w:pPr>
+      <w:r>
+        <w:t xml:space="preserve">(d)</w:t>
+      </w:r>
+      <w:r>
+        <w:tab/>
+      </w:r>
+      <w:r>
+        <w:t xml:space="preserve">granting</w:t>
+      </w:r>
+      <w:r>
+        <w:t xml:space="preserve"> </w:t>
+      </w:r>
+      <w:r>
+        <w:t xml:space="preserve">such</w:t>
+      </w:r>
+      <w:r>
+        <w:t xml:space="preserve"> </w:t>
+      </w:r>
+      <w:r>
+        <w:t xml:space="preserve">other</w:t>
+      </w:r>
+      <w:r>
+        <w:t xml:space="preserve"> </w:t>
+      </w:r>
+      <w:r>
+        <w:t xml:space="preserve">relief</w:t>
+      </w:r>
+      <w:r>
+        <w:t xml:space="preserve"> </w:t>
+      </w:r>
+      <w:r>
+        <w:t xml:space="preserve">as</w:t>
+      </w:r>
+      <w:r>
+        <w:t xml:space="preserve"> </w:t>
+      </w:r>
+      <w:r>
+        <w:t xml:space="preserve">the</w:t>
+      </w:r>
+      <w:r>
+        <w:t xml:space="preserve"> </w:t>
+      </w:r>
+      <w:r>
+        <w:t xml:space="preserve">Court</w:t>
+      </w:r>
+      <w:r>
+        <w:t xml:space="preserve"> </w:t>
+      </w:r>
+      <w:r>
+        <w:t xml:space="preserve">deems</w:t>
+      </w:r>
+      <w:r>
+        <w:t xml:space="preserve"> </w:t>
+      </w:r>
+      <w:r>
+        <w:t xml:space="preserve">just.</w:t>
       </w:r>
     </w:p>
     <w:p>
       <w:pPr>
         <w:pStyle w:val="Heading1"/>
+        <w:keepNext/>
+        <w:keepLines/>
+        <w:spacing w:before="0" w:after="0" w:line="480" w:lineRule="exact"/>
+        <w:ind w:left="0" w:firstLine="0"/>
+        <w:jc w:val="center"/>
       </w:pPr>
-      <w:bookmarkStart w:id="916" w:name="_ef66b8fb8023651585f5d55fe5a420ee6f5e8cc"/>
-      <w:r>
-        <w:t xml:space="preserve">PRAYER FOR RELIEF</w:t>
-      </w:r>
-      <w:bookmarkEnd w:id="916"/>
+      <w:r>
+        <w:rPr>
+          <w:b/>
+          <w:bCs/>
+        </w:rPr>
+        <w:t xml:space="preserve">DEMAND</w:t>
+      </w:r>
+      <w:r>
+        <w:rPr>
+          <w:b/>
+          <w:bCs/>
+        </w:rPr>
+        <w:t xml:space="preserve"> </w:t>
+      </w:r>
+      <w:r>
+        <w:rPr>
+          <w:b/>
+          <w:bCs/>
+        </w:rPr>
+        <w:t xml:space="preserve">FOR</w:t>
+      </w:r>
+      <w:r>
+        <w:rPr>
+          <w:b/>
+          <w:bCs/>
+        </w:rPr>
+        <w:t xml:space="preserve"> </w:t>
+      </w:r>
+      <w:r>
+        <w:rPr>
+          <w:b/>
+          <w:bCs/>
+        </w:rPr>
+        <w:t xml:space="preserve">JURY</w:t>
+      </w:r>
+      <w:r>
+        <w:rPr>
+          <w:b/>
+          <w:bCs/>
+        </w:rPr>
+        <w:t xml:space="preserve"> </w:t>
+      </w:r>
+      <w:r>
+        <w:rPr>
+          <w:b/>
+          <w:bCs/>
+        </w:rPr>
+        <w:t xml:space="preserve">TRIAL</w:t>
+      </w:r>
     </w:p>
     <w:p>
       <w:pPr>
-        <w:pStyle w:val="FirstParagraph"/>
+        <w:tabs>
+          <w:tab w:val="left" w:pos="1440"/>
+        </w:tabs>
+        <w:spacing w:before="0" w:after="0" w:line="480" w:lineRule="exact"/>
+        <w:ind w:left="0" w:firstLine="720"/>
+        <w:jc w:val="left"/>
       </w:pPr>
       <w:r>
-        <w:t xml:space="preserve">WHEREFORE, Plaintiff requests that the Court enter judgment:</w:t>
+        <w:t xml:space="preserve">14.</w:t>
+      </w:r>
+      <w:r>
+        <w:tab/>
+      </w:r>
+      <w:r>
+        <w:t xml:space="preserve">Plaintiff</w:t>
+      </w:r>
+      <w:r>
+        <w:t xml:space="preserve"> </w:t>
+      </w:r>
+      <w:r>
+        <w:t xml:space="preserve">demands</w:t>
+      </w:r>
+      <w:r>
+        <w:t xml:space="preserve"> </w:t>
+      </w:r>
+      <w:r>
+        <w:t xml:space="preserve">a</w:t>
+      </w:r>
+      <w:r>
+        <w:t xml:space="preserve"> </w:t>
+      </w:r>
+      <w:r>
+        <w:t xml:space="preserve">trial</w:t>
+      </w:r>
+      <w:r>
+        <w:t xml:space="preserve"> </w:t>
+      </w:r>
+      <w:r>
+        <w:t xml:space="preserve">by</w:t>
+      </w:r>
+      <w:r>
+        <w:t xml:space="preserve"> </w:t>
+      </w:r>
+      <w:r>
+        <w:t xml:space="preserve">jury</w:t>
+      </w:r>
+      <w:r>
+        <w:t xml:space="preserve"> </w:t>
+      </w:r>
+      <w:r>
+        <w:t xml:space="preserve">on</w:t>
+      </w:r>
+      <w:r>
+        <w:t xml:space="preserve"> </w:t>
+      </w:r>
+      <w:r>
+        <w:t xml:space="preserve">all</w:t>
+      </w:r>
+      <w:r>
+        <w:t xml:space="preserve"> </w:t>
+      </w:r>
+      <w:r>
+        <w:t xml:space="preserve">issues</w:t>
+      </w:r>
+      <w:r>
+        <w:t xml:space="preserve"> </w:t>
+      </w:r>
+      <w:r>
+        <w:t xml:space="preserve">so</w:t>
+      </w:r>
+      <w:r>
+        <w:t xml:space="preserve"> </w:t>
+      </w:r>
+      <w:r>
+        <w:t xml:space="preserve">triable.</w:t>
+      </w:r>
+      <w:r>
+        <w:t xml:space="preserve"> </w:t>
+      </w:r>
+      <w:r>
+        <w:t xml:space="preserve">[Placeholder:</w:t>
+      </w:r>
+      <w:r>
+        <w:t xml:space="preserve"> </w:t>
+      </w:r>
+      <w:r>
+        <w:t xml:space="preserve">the</w:t>
+      </w:r>
+      <w:r>
+        <w:t xml:space="preserve"> </w:t>
+      </w:r>
+      <w:r>
+        <w:t xml:space="preserve">demand</w:t>
+      </w:r>
+      <w:r>
+        <w:t xml:space="preserve"> </w:t>
+      </w:r>
+      <w:r>
+        <w:t xml:space="preserve">must</w:t>
+      </w:r>
+      <w:r>
+        <w:t xml:space="preserve"> </w:t>
+      </w:r>
+      <w:r>
+        <w:t xml:space="preserve">comply</w:t>
+      </w:r>
+      <w:r>
+        <w:t xml:space="preserve"> </w:t>
+      </w:r>
+      <w:r>
+        <w:t xml:space="preserve">with</w:t>
+      </w:r>
+      <w:r>
+        <w:t xml:space="preserve"> </w:t>
+      </w:r>
+      <w:r>
+        <w:t xml:space="preserve">the</w:t>
+      </w:r>
+      <w:r>
+        <w:t xml:space="preserve"> </w:t>
+      </w:r>
+      <w:r>
+        <w:t xml:space="preserve">Bankruptcy</w:t>
+      </w:r>
+      <w:r>
+        <w:t xml:space="preserve"> </w:t>
+      </w:r>
+      <w:r>
+        <w:t xml:space="preserve">Rules</w:t>
+      </w:r>
+      <w:r>
+        <w:t xml:space="preserve"> </w:t>
+      </w:r>
+      <w:r>
+        <w:t xml:space="preserve">on</w:t>
+      </w:r>
+      <w:r>
+        <w:t xml:space="preserve"> </w:t>
+      </w:r>
+      <w:r>
+        <w:t xml:space="preserve">jury</w:t>
+      </w:r>
+      <w:r>
+        <w:t xml:space="preserve"> </w:t>
+      </w:r>
+      <w:r>
+        <w:t xml:space="preserve">trial</w:t>
+      </w:r>
+      <w:r>
+        <w:t xml:space="preserve"> </w:t>
+      </w:r>
+      <w:r>
+        <w:t xml:space="preserve">in</w:t>
+      </w:r>
+      <w:r>
+        <w:t xml:space="preserve"> </w:t>
+      </w:r>
+      <w:r>
+        <w:t xml:space="preserve">an</w:t>
+      </w:r>
+      <w:r>
+        <w:t xml:space="preserve"> </w:t>
+      </w:r>
+      <w:r>
+        <w:t xml:space="preserve">adversary</w:t>
+      </w:r>
+      <w:r>
+        <w:t xml:space="preserve"> </w:t>
+      </w:r>
+      <w:r>
+        <w:t xml:space="preserve">proceeding.]</w:t>
       </w:r>
     </w:p>
     <w:p>
       <w:pPr>
-        <w:pStyle w:val="Compact"/>
-        <w:numPr>
-          <w:ilvl w:val="0"/>
-          <w:numId w:val="1001"/>
-        </w:numPr>
-      </w:pPr>
-      <w:r>
-        <w:t xml:space="preserve">determining that the debt described above is excepted from discharge under 11 U.S.C. § 523;</w:t>
-      </w:r>
-    </w:p>
-    <w:p>
-      <w:pPr>
-        <w:pStyle w:val="Compact"/>
-        <w:numPr>
-          <w:ilvl w:val="0"/>
-          <w:numId w:val="1001"/>
-        </w:numPr>
-      </w:pPr>
-      <w:r>
-        <w:t xml:space="preserve">awarding the placeholder amount described above;</w:t>
-      </w:r>
-    </w:p>
-    <w:p>
-      <w:pPr>
-        <w:pStyle w:val="Compact"/>
-        <w:numPr>
-          <w:ilvl w:val="0"/>
-          <w:numId w:val="1001"/>
-        </w:numPr>
-      </w:pPr>
-      <w:r>
-        <w:t xml:space="preserve">awarding costs and fees as allowed by law; and</w:t>
-      </w:r>
-    </w:p>
-    <w:p>
-      <w:pPr>
-        <w:pStyle w:val="Compact"/>
-        <w:numPr>
-          <w:ilvl w:val="0"/>
-          <w:numId w:val="1001"/>
-        </w:numPr>
-      </w:pPr>
-      <w:r>
-        <w:t xml:space="preserve">granting such other relief as the Court deems just.</w:t>
-      </w:r>
-    </w:p>
-    <w:p>
-      <w:pPr>
-        <w:pStyle w:val="Heading1"/>
-      </w:pPr>
-      <w:bookmarkStart w:id="917" w:name="_ad1b4c81e85f39efecafd954037f97eddc8ed87"/>
-      <w:r>
-        <w:t xml:space="preserve">DEMAND FOR JURY TRIAL</w:t>
-      </w:r>
-      <w:bookmarkEnd w:id="917"/>
-    </w:p>
-    <w:p>
-      <w:pPr>
-        <w:pStyle w:val="FirstParagraph"/>
-      </w:pPr>
-      <w:r>
-        <w:t xml:space="preserve">14.</w:t>
-      </w:r>
-      <w:r>
-        <w:tab/>
-      </w:r>
-      <w:r>
-        <w:t xml:space="preserve">Plaintiff demands a trial by jury on all issues so triable. [Placeholder: the demand must comply with the Bankruptcy Rules on jury trial in an adversary proceeding.]</w:t>
-      </w:r>
-    </w:p>
-    <w:p>
-      <w:pPr>
-        <w:pStyle w:val="BodyText"/>
+        <w:spacing w:before="0" w:after="0" w:line="480" w:lineRule="exact"/>
+        <w:ind w:left="0" w:firstLine="0"/>
+        <w:jc w:val="left"/>
       </w:pPr>
     </w:p>
     <w:tbl>
@@ -620,41 +2937,66 @@
         <w:tblW w:w="8928" w:type="dxa"/>
         <w:tblLayout w:type="fixed"/>
         <w:tblCellMar>
+          <w:top w:w="0" w:type="dxa"/>
           <w:left w:w="0" w:type="dxa"/>
+          <w:bottom w:w="0" w:type="dxa"/>
           <w:right w:w="0" w:type="dxa"/>
         </w:tblCellMar>
+        <w:tblLook w:val="0000" w:firstRow="0" w:lastRow="0" w:firstColumn="0" w:lastColumn="0" w:noHBand="0" w:noVBand="0"/>
       </w:tblPr>
       <w:tblGrid>
-        <w:gridCol w:w="4608"/>
-        <w:gridCol w:w="4320"/>
+        <w:gridCol w:w="4032"/>
+        <w:gridCol w:w="4896"/>
       </w:tblGrid>
       <w:tr>
+        <w:trPr>
+          <w:cantSplit/>
+        </w:trPr>
         <w:tc>
           <w:tcPr>
-            <w:tcW w:w="4608" w:type="dxa"/>
+            <w:tcW w:w="4032" w:type="dxa"/>
             <w:tcMar>
-              <w:right w:w="144" w:type="dxa"/>
+              <w:top w:w="192" w:type="dxa"/>
             </w:tcMar>
           </w:tcPr>
           <w:p>
             <w:pPr>
-              <w:pStyle w:val="Single"/>
+              <w:spacing w:before="0" w:after="0" w:line="240" w:lineRule="exact"/>
+              <w:ind w:left="0" w:firstLine="0"/>
+              <w:jc w:val="left"/>
             </w:pPr>
             <w:r>
-              <w:t xml:space="preserve">Dated: [Month day, year]</w:t>
+              <w:t xml:space="preserve">Dated: </w:t>
+            </w:r>
+            <w:r>
+              <w:t xml:space="preserve">[Month</w:t>
+            </w:r>
+            <w:r>
+              <w:t xml:space="preserve"> </w:t>
+            </w:r>
+            <w:r>
+              <w:t xml:space="preserve">day,</w:t>
+            </w:r>
+            <w:r>
+              <w:t xml:space="preserve"> </w:t>
+            </w:r>
+            <w:r>
+              <w:t xml:space="preserve">year]</w:t>
             </w:r>
           </w:p>
         </w:tc>
         <w:tc>
           <w:tcPr>
-            <w:tcW w:w="4320" w:type="dxa"/>
+            <w:tcW w:w="4896" w:type="dxa"/>
             <w:tcMar>
-              <w:left w:w="288" w:type="dxa"/>
+              <w:top w:w="192" w:type="dxa"/>
             </w:tcMar>
           </w:tcPr>
           <w:p>
             <w:pPr>
-              <w:pStyle w:val="Single"/>
+              <w:spacing w:before="0" w:after="0" w:line="240" w:lineRule="exact"/>
+              <w:ind w:left="0" w:firstLine="0"/>
+              <w:jc w:val="left"/>
             </w:pPr>
             <w:r>
               <w:t xml:space="preserve">Respectfully submitted,</w:t>
@@ -662,53 +3004,111 @@
           </w:p>
           <w:p>
             <w:pPr>
-              <w:pStyle w:val="Single"/>
+              <w:spacing w:before="0" w:after="0" w:line="240" w:lineRule="exact"/>
+              <w:ind w:left="0" w:firstLine="0"/>
+              <w:jc w:val="left"/>
             </w:pPr>
           </w:p>
           <w:p>
             <w:pPr>
-              <w:pStyle w:val="Single"/>
+              <w:spacing w:before="0" w:after="0" w:line="240" w:lineRule="exact"/>
+              <w:ind w:left="0" w:firstLine="0"/>
+              <w:jc w:val="left"/>
             </w:pPr>
             <w:r>
-              <w:t xml:space="preserve">[Firm name]</w:t>
+              <w:t xml:space="preserve">[Firm</w:t>
+            </w:r>
+            <w:r>
+              <w:t xml:space="preserve"> </w:t>
+            </w:r>
+            <w:r>
+              <w:t xml:space="preserve">name]</w:t>
             </w:r>
           </w:p>
           <w:p>
             <w:pPr>
-              <w:pStyle w:val="Single"/>
+              <w:spacing w:before="0" w:after="0" w:line="240" w:lineRule="exact"/>
+              <w:ind w:left="0" w:firstLine="0"/>
+              <w:jc w:val="left"/>
             </w:pPr>
           </w:p>
           <w:p>
             <w:pPr>
-              <w:pStyle w:val="Single"/>
+              <w:spacing w:before="0" w:after="0" w:line="240" w:lineRule="exact"/>
+              <w:ind w:left="0" w:firstLine="0"/>
+              <w:jc w:val="left"/>
             </w:pPr>
             <w:r>
-              <w:t xml:space="preserve">By: /s/ [Counsel name]</w:t>
+              <w:t xml:space="preserve">By: /s/ </w:t>
+            </w:r>
+            <w:r>
+              <w:t xml:space="preserve">[Counsel</w:t>
+            </w:r>
+            <w:r>
+              <w:t xml:space="preserve"> </w:t>
+            </w:r>
+            <w:r>
+              <w:t xml:space="preserve">name]</w:t>
             </w:r>
           </w:p>
           <w:p>
             <w:pPr>
-              <w:pStyle w:val="Single"/>
+              <w:spacing w:before="0" w:after="0" w:line="240" w:lineRule="exact"/>
+              <w:ind w:left="0" w:firstLine="0"/>
+              <w:jc w:val="left"/>
             </w:pPr>
             <w:r>
-              <w:t xml:space="preserve">[Counsel name]</w:t>
+              <w:t xml:space="preserve">[Counsel</w:t>
+            </w:r>
+            <w:r>
+              <w:t xml:space="preserve"> </w:t>
+            </w:r>
+            <w:r>
+              <w:t xml:space="preserve">name]</w:t>
             </w:r>
           </w:p>
           <w:p>
             <w:pPr>
-              <w:pStyle w:val="Single"/>
+              <w:spacing w:before="0" w:after="0" w:line="240" w:lineRule="exact"/>
+              <w:ind w:left="0" w:firstLine="0"/>
+              <w:jc w:val="left"/>
             </w:pPr>
             <w:r>
-              <w:t xml:space="preserve">Attorneys for Plaintiff [plaintiff name]</w:t>
+              <w:t xml:space="preserve">Attorneys</w:t>
+            </w:r>
+            <w:r>
+              <w:t xml:space="preserve"> </w:t>
+            </w:r>
+            <w:r>
+              <w:t xml:space="preserve">for</w:t>
+            </w:r>
+            <w:r>
+              <w:t xml:space="preserve"> </w:t>
+            </w:r>
+            <w:r>
+              <w:t xml:space="preserve">Plaintiff</w:t>
+            </w:r>
+            <w:r>
+              <w:t xml:space="preserve"> </w:t>
+            </w:r>
+            <w:r>
+              <w:t xml:space="preserve">[plaintiff</w:t>
+            </w:r>
+            <w:r>
+              <w:t xml:space="preserve"> </w:t>
+            </w:r>
+            <w:r>
+              <w:t xml:space="preserve">name]</w:t>
             </w:r>
           </w:p>
         </w:tc>
       </w:tr>
     </w:tbl>
     <w:sectPr>
-      <w:footnotePr>
-        <w:numRestart w:val="eachSect"/>
-      </w:footnotePr>
+      <w:footerReference w:type="default" r:id="rIdNmibFooter"/>
+      <w:pgSz w:w="12240" w:h="15840"/>
+      <w:pgMar w:top="2160" w:right="1440" w:bottom="2160" w:left="1872" w:header="720" w:footer="1480" w:gutter="0"/>
+      <w:cols w:space="720"/>
     </w:sectPr>
   </w:body>
 </w:document>
@@ -722,43 +3122,21 @@
 <w:ftr xmlns:w="http://schemas.openxmlformats.org/wordprocessingml/2006/main" xmlns:r="http://schemas.openxmlformats.org/officeDocument/2006/relationships">
   <w:p>
     <w:pPr>
-      <w:spacing w:before="0" w:after="0" w:line="240" w:lineRule="auto"/>
-      <w:ind w:firstLine="0"/>
       <w:jc w:val="center"/>
     </w:pPr>
     <w:r>
-      <w:rPr>
-        <w:sz w:val="20"/>
-        <w:szCs w:val="20"/>
-      </w:rPr>
       <w:fldChar w:fldCharType="begin"/>
     </w:r>
     <w:r>
-      <w:rPr>
-        <w:sz w:val="20"/>
-        <w:szCs w:val="20"/>
-      </w:rPr>
       <w:instrText xml:space="preserve"> PAGE </w:instrText>
     </w:r>
     <w:r>
-      <w:rPr>
-        <w:sz w:val="20"/>
-        <w:szCs w:val="20"/>
-      </w:rPr>
       <w:fldChar w:fldCharType="separate"/>
     </w:r>
     <w:r>
-      <w:rPr>
-        <w:sz w:val="20"/>
-        <w:szCs w:val="20"/>
-      </w:rPr>
       <w:t>1</w:t>
     </w:r>
     <w:r>
-      <w:rPr>
-        <w:sz w:val="20"/>
-        <w:szCs w:val="20"/>
-      </w:rPr>
       <w:fldChar w:fldCharType="end"/>
     </w:r>
   </w:p>
@@ -782,6 +3160,427 @@
     </w:p>
   </w:footnote>
 </w:footnotes>
+</file>
+
+<file path=word/ftr-add.xml><?xml version="1.0" encoding="utf-8"?>
+<w:ftr xmlns:w="http://schemas.openxmlformats.org/wordprocessingml/2006/main" xmlns:r="http://schemas.openxmlformats.org/officeDocument/2006/relationships">
+  <w:p>
+    <w:pPr>
+      <w:spacing w:before="0" w:after="0"/>
+      <w:jc w:val="center"/>
+    </w:pPr>
+    <w:r>
+      <w:t>Add-</w:t>
+    </w:r>
+    <w:r>
+      <w:fldChar w:fldCharType="begin"/>
+    </w:r>
+    <w:r>
+      <w:instrText xml:space="preserve"> PAGE </w:instrText>
+    </w:r>
+    <w:r>
+      <w:fldChar w:fldCharType="separate"/>
+    </w:r>
+    <w:r>
+      <w:t>1</w:t>
+    </w:r>
+    <w:r>
+      <w:fldChar w:fldCharType="end"/>
+    </w:r>
+  </w:p>
+</w:ftr>
+</file>
+
+<file path=word/ftr-none.xml><?xml version="1.0" encoding="utf-8"?>
+<w:ftr xmlns:w="http://schemas.openxmlformats.org/wordprocessingml/2006/main" xmlns:r="http://schemas.openxmlformats.org/officeDocument/2006/relationships">
+  <w:p>
+    <w:pPr>
+      <w:spacing w:before="0" w:after="0"/>
+      <w:jc w:val="center"/>
+    </w:pPr>
+  </w:p>
+</w:ftr>
+</file>
+
+<file path=word/ftr-own1.xml><?xml version="1.0" encoding="utf-8"?>
+<w:ftr xmlns:w="http://schemas.openxmlformats.org/wordprocessingml/2006/main" xmlns:r="http://schemas.openxmlformats.org/officeDocument/2006/relationships">
+  <w:p>
+    <w:pPr>
+      <w:framePr w:w="1224" w:hSpace="0" w:wrap="around" w:vAnchor="page" w:hAnchor="page" w:x="0" w:y="2160"/>
+      <w:spacing w:before="0" w:after="0" w:line="480" w:lineRule="exact"/>
+      <w:ind w:left="0" w:firstLine="0"/>
+      <w:jc w:val="right"/>
+    </w:pPr>
+    <w:r>
+      <w:t xml:space="preserve">1</w:t>
+    </w:r>
+  </w:p>
+  <w:p>
+    <w:pPr>
+      <w:framePr w:w="1224" w:hSpace="0" w:wrap="around" w:vAnchor="page" w:hAnchor="page" w:x="0" w:y="2160"/>
+      <w:spacing w:before="0" w:after="0" w:line="480" w:lineRule="exact"/>
+      <w:ind w:left="0" w:firstLine="0"/>
+      <w:jc w:val="right"/>
+    </w:pPr>
+    <w:r>
+      <w:t xml:space="preserve">2</w:t>
+    </w:r>
+  </w:p>
+  <w:p>
+    <w:pPr>
+      <w:framePr w:w="1224" w:hSpace="0" w:wrap="around" w:vAnchor="page" w:hAnchor="page" w:x="0" w:y="2160"/>
+      <w:spacing w:before="0" w:after="0" w:line="480" w:lineRule="exact"/>
+      <w:ind w:left="0" w:firstLine="0"/>
+      <w:jc w:val="right"/>
+    </w:pPr>
+    <w:r>
+      <w:t xml:space="preserve">3</w:t>
+    </w:r>
+  </w:p>
+  <w:p>
+    <w:pPr>
+      <w:framePr w:w="1224" w:hSpace="0" w:wrap="around" w:vAnchor="page" w:hAnchor="page" w:x="0" w:y="2160"/>
+      <w:spacing w:before="0" w:after="0" w:line="480" w:lineRule="exact"/>
+      <w:ind w:left="0" w:firstLine="0"/>
+      <w:jc w:val="right"/>
+    </w:pPr>
+    <w:r>
+      <w:t xml:space="preserve">4</w:t>
+    </w:r>
+  </w:p>
+  <w:p>
+    <w:pPr>
+      <w:framePr w:w="1224" w:hSpace="0" w:wrap="around" w:vAnchor="page" w:hAnchor="page" w:x="0" w:y="2160"/>
+      <w:spacing w:before="0" w:after="0" w:line="480" w:lineRule="exact"/>
+      <w:ind w:left="0" w:firstLine="0"/>
+      <w:jc w:val="right"/>
+    </w:pPr>
+    <w:r>
+      <w:t xml:space="preserve">5</w:t>
+    </w:r>
+  </w:p>
+  <w:p>
+    <w:pPr>
+      <w:framePr w:w="1224" w:hSpace="0" w:wrap="around" w:vAnchor="page" w:hAnchor="page" w:x="0" w:y="2160"/>
+      <w:spacing w:before="0" w:after="0" w:line="480" w:lineRule="exact"/>
+      <w:ind w:left="0" w:firstLine="0"/>
+      <w:jc w:val="right"/>
+    </w:pPr>
+    <w:r>
+      <w:t xml:space="preserve">6</w:t>
+    </w:r>
+  </w:p>
+  <w:p>
+    <w:pPr>
+      <w:framePr w:w="1224" w:hSpace="0" w:wrap="around" w:vAnchor="page" w:hAnchor="page" w:x="0" w:y="2160"/>
+      <w:spacing w:before="0" w:after="0" w:line="480" w:lineRule="exact"/>
+      <w:ind w:left="0" w:firstLine="0"/>
+      <w:jc w:val="right"/>
+    </w:pPr>
+    <w:r>
+      <w:t xml:space="preserve">7</w:t>
+    </w:r>
+  </w:p>
+  <w:p>
+    <w:pPr>
+      <w:framePr w:w="1224" w:hSpace="0" w:wrap="around" w:vAnchor="page" w:hAnchor="page" w:x="0" w:y="2160"/>
+      <w:spacing w:before="0" w:after="0" w:line="480" w:lineRule="exact"/>
+      <w:ind w:left="0" w:firstLine="0"/>
+      <w:jc w:val="right"/>
+    </w:pPr>
+    <w:r>
+      <w:t xml:space="preserve">8</w:t>
+    </w:r>
+  </w:p>
+  <w:p>
+    <w:pPr>
+      <w:framePr w:w="1224" w:hSpace="0" w:wrap="around" w:vAnchor="page" w:hAnchor="page" w:x="0" w:y="2160"/>
+      <w:spacing w:before="0" w:after="0" w:line="480" w:lineRule="exact"/>
+      <w:ind w:left="0" w:firstLine="0"/>
+      <w:jc w:val="right"/>
+    </w:pPr>
+    <w:r>
+      <w:t xml:space="preserve">9</w:t>
+    </w:r>
+  </w:p>
+  <w:p>
+    <w:pPr>
+      <w:framePr w:w="1224" w:hSpace="0" w:wrap="around" w:vAnchor="page" w:hAnchor="page" w:x="0" w:y="2160"/>
+      <w:spacing w:before="0" w:after="0" w:line="480" w:lineRule="exact"/>
+      <w:ind w:left="0" w:firstLine="0"/>
+      <w:jc w:val="right"/>
+    </w:pPr>
+    <w:r>
+      <w:t xml:space="preserve">10</w:t>
+    </w:r>
+  </w:p>
+  <w:p>
+    <w:pPr>
+      <w:framePr w:w="1224" w:hSpace="0" w:wrap="around" w:vAnchor="page" w:hAnchor="page" w:x="0" w:y="2160"/>
+      <w:spacing w:before="0" w:after="0" w:line="480" w:lineRule="exact"/>
+      <w:ind w:left="0" w:firstLine="0"/>
+      <w:jc w:val="right"/>
+    </w:pPr>
+    <w:r>
+      <w:t xml:space="preserve">11</w:t>
+    </w:r>
+  </w:p>
+  <w:p>
+    <w:pPr>
+      <w:framePr w:w="1224" w:hSpace="0" w:wrap="around" w:vAnchor="page" w:hAnchor="page" w:x="0" w:y="2160"/>
+      <w:spacing w:before="0" w:after="0" w:line="480" w:lineRule="exact"/>
+      <w:ind w:left="0" w:firstLine="0"/>
+      <w:jc w:val="right"/>
+    </w:pPr>
+    <w:r>
+      <w:t xml:space="preserve">12</w:t>
+    </w:r>
+  </w:p>
+  <w:p>
+    <w:pPr>
+      <w:framePr w:w="1224" w:hSpace="0" w:wrap="around" w:vAnchor="page" w:hAnchor="page" w:x="0" w:y="2160"/>
+      <w:spacing w:before="0" w:after="0" w:line="480" w:lineRule="exact"/>
+      <w:ind w:left="0" w:firstLine="0"/>
+      <w:jc w:val="right"/>
+    </w:pPr>
+    <w:r>
+      <w:t xml:space="preserve">13</w:t>
+    </w:r>
+  </w:p>
+  <w:p>
+    <w:pPr>
+      <w:framePr w:w="1224" w:hSpace="0" w:wrap="around" w:vAnchor="page" w:hAnchor="page" w:x="0" w:y="2160"/>
+      <w:spacing w:before="0" w:after="0" w:line="480" w:lineRule="exact"/>
+      <w:ind w:left="0" w:firstLine="0"/>
+      <w:jc w:val="right"/>
+    </w:pPr>
+    <w:r>
+      <w:t xml:space="preserve">14</w:t>
+    </w:r>
+  </w:p>
+  <w:p>
+    <w:pPr>
+      <w:framePr w:w="1224" w:hSpace="0" w:wrap="around" w:vAnchor="page" w:hAnchor="page" w:x="0" w:y="2160"/>
+      <w:spacing w:before="0" w:after="0" w:line="480" w:lineRule="exact"/>
+      <w:ind w:left="0" w:firstLine="0"/>
+      <w:jc w:val="right"/>
+    </w:pPr>
+    <w:r>
+      <w:t xml:space="preserve">15</w:t>
+    </w:r>
+  </w:p>
+  <w:p>
+    <w:pPr>
+      <w:framePr w:w="1224" w:hSpace="0" w:wrap="around" w:vAnchor="page" w:hAnchor="page" w:x="0" w:y="2160"/>
+      <w:spacing w:before="0" w:after="0" w:line="480" w:lineRule="exact"/>
+      <w:ind w:left="0" w:firstLine="0"/>
+      <w:jc w:val="right"/>
+    </w:pPr>
+    <w:r>
+      <w:t xml:space="preserve">16</w:t>
+    </w:r>
+  </w:p>
+  <w:p>
+    <w:pPr>
+      <w:framePr w:w="1224" w:hSpace="0" w:wrap="around" w:vAnchor="page" w:hAnchor="page" w:x="0" w:y="2160"/>
+      <w:spacing w:before="0" w:after="0" w:line="480" w:lineRule="exact"/>
+      <w:ind w:left="0" w:firstLine="0"/>
+      <w:jc w:val="right"/>
+    </w:pPr>
+    <w:r>
+      <w:t xml:space="preserve">17</w:t>
+    </w:r>
+  </w:p>
+  <w:p>
+    <w:pPr>
+      <w:framePr w:w="1224" w:hSpace="0" w:wrap="around" w:vAnchor="page" w:hAnchor="page" w:x="0" w:y="2160"/>
+      <w:spacing w:before="0" w:after="0" w:line="480" w:lineRule="exact"/>
+      <w:ind w:left="0" w:firstLine="0"/>
+      <w:jc w:val="right"/>
+    </w:pPr>
+    <w:r>
+      <w:t xml:space="preserve">18</w:t>
+    </w:r>
+  </w:p>
+  <w:p>
+    <w:pPr>
+      <w:framePr w:w="1224" w:hSpace="0" w:wrap="around" w:vAnchor="page" w:hAnchor="page" w:x="0" w:y="2160"/>
+      <w:spacing w:before="0" w:after="0" w:line="480" w:lineRule="exact"/>
+      <w:ind w:left="0" w:firstLine="0"/>
+      <w:jc w:val="right"/>
+    </w:pPr>
+    <w:r>
+      <w:t xml:space="preserve">19</w:t>
+    </w:r>
+  </w:p>
+  <w:p>
+    <w:pPr>
+      <w:framePr w:w="1224" w:hSpace="0" w:wrap="around" w:vAnchor="page" w:hAnchor="page" w:x="0" w:y="2160"/>
+      <w:spacing w:before="0" w:after="0" w:line="480" w:lineRule="exact"/>
+      <w:ind w:left="0" w:firstLine="0"/>
+      <w:jc w:val="right"/>
+    </w:pPr>
+    <w:r>
+      <w:t xml:space="preserve">20</w:t>
+    </w:r>
+  </w:p>
+  <w:p>
+    <w:pPr>
+      <w:framePr w:w="1224" w:hSpace="0" w:wrap="around" w:vAnchor="page" w:hAnchor="page" w:x="0" w:y="2160"/>
+      <w:spacing w:before="0" w:after="0" w:line="480" w:lineRule="exact"/>
+      <w:ind w:left="0" w:firstLine="0"/>
+      <w:jc w:val="right"/>
+    </w:pPr>
+    <w:r>
+      <w:t xml:space="preserve">21</w:t>
+    </w:r>
+  </w:p>
+  <w:p>
+    <w:pPr>
+      <w:framePr w:w="1224" w:hSpace="0" w:wrap="around" w:vAnchor="page" w:hAnchor="page" w:x="0" w:y="2160"/>
+      <w:spacing w:before="0" w:after="0" w:line="480" w:lineRule="exact"/>
+      <w:ind w:left="0" w:firstLine="0"/>
+      <w:jc w:val="right"/>
+    </w:pPr>
+    <w:r>
+      <w:t xml:space="preserve">22</w:t>
+    </w:r>
+  </w:p>
+  <w:p>
+    <w:pPr>
+      <w:framePr w:w="1224" w:hSpace="0" w:wrap="around" w:vAnchor="page" w:hAnchor="page" w:x="0" w:y="2160"/>
+      <w:spacing w:before="0" w:after="0" w:line="480" w:lineRule="exact"/>
+      <w:ind w:left="0" w:firstLine="0"/>
+      <w:jc w:val="right"/>
+    </w:pPr>
+    <w:r>
+      <w:t xml:space="preserve">23</w:t>
+    </w:r>
+  </w:p>
+  <w:p>
+    <w:pPr>
+      <w:framePr w:w="1224" w:hSpace="0" w:wrap="around" w:vAnchor="page" w:hAnchor="page" w:x="0" w:y="2160"/>
+      <w:spacing w:before="0" w:after="0" w:line="480" w:lineRule="exact"/>
+      <w:ind w:left="0" w:firstLine="0"/>
+      <w:jc w:val="right"/>
+    </w:pPr>
+    <w:r>
+      <w:t xml:space="preserve">24</w:t>
+    </w:r>
+  </w:p>
+  <w:p>
+    <w:pPr>
+      <w:spacing w:before="0" w:after="0" w:line="240" w:lineRule="exact"/>
+      <w:ind w:left="0" w:firstLine="0"/>
+      <w:jc w:val="center"/>
+    </w:pPr>
+    <w:r>
+      <w:pict>
+        <v:line xmlns:v="urn:schemas-microsoft-com:vml" from="79.2pt,0" to="79.2pt,792pt" strokeweight="0.75pt" strokecolor="black" style="position:absolute;mso-position-horizontal-relative:page;mso-position-vertical-relative:page;z-index:-1"/>
+      </w:pict>
+    </w:r>
+    <w:r>
+      <w:pict>
+        <v:line xmlns:v="urn:schemas-microsoft-com:vml" from="82.08pt,0" to="82.08pt,792pt" strokeweight="0.75pt" strokecolor="black" style="position:absolute;mso-position-horizontal-relative:page;mso-position-vertical-relative:page;z-index:-1"/>
+      </w:pict>
+    </w:r>
+    <w:r>
+      <w:pict>
+        <v:line xmlns:v="urn:schemas-microsoft-com:vml" from="547.2pt,0" to="547.2pt,792pt" strokeweight="0.75pt" strokecolor="black" style="position:absolute;mso-position-horizontal-relative:page;mso-position-vertical-relative:page;z-index:-1"/>
+      </w:pict>
+    </w:r>
+    <w:r>
+      <w:rPr>
+        <w:sz w:val="20"/>
+        <w:szCs w:val="20"/>
+      </w:rPr>
+      <w:fldChar w:fldCharType="begin"/>
+    </w:r>
+    <w:r>
+      <w:rPr>
+        <w:sz w:val="20"/>
+      </w:rPr>
+      <w:instrText xml:space="preserve"> PAGE </w:instrText>
+    </w:r>
+    <w:r>
+      <w:rPr>
+        <w:sz w:val="20"/>
+      </w:rPr>
+      <w:fldChar w:fldCharType="separate"/>
+    </w:r>
+    <w:r>
+      <w:rPr>
+        <w:sz w:val="20"/>
+      </w:rPr>
+      <w:t>1</w:t>
+    </w:r>
+    <w:r>
+      <w:rPr>
+        <w:sz w:val="20"/>
+      </w:rPr>
+      <w:fldChar w:fldCharType="end"/>
+    </w:r>
+  </w:p>
+  <w:p>
+    <w:pPr>
+      <w:tabs>
+        <w:tab w:val="right" w:pos="8928"/>
+      </w:tabs>
+      <w:spacing w:before="80" w:after="0" w:line="240" w:lineRule="exact"/>
+      <w:ind w:left="0" w:firstLine="0"/>
+      <w:jc w:val="left"/>
+    </w:pPr>
+    <w:r>
+      <w:rPr>
+        <w:sz w:val="20"/>
+        <w:szCs w:val="20"/>
+      </w:rPr>
+      <w:t xml:space="preserve">COMPLAINT</w:t>
+    </w:r>
+    <w:r>
+      <w:rPr>
+        <w:sz w:val="20"/>
+        <w:szCs w:val="20"/>
+      </w:rPr>
+      <w:tab/>
+    </w:r>
+    <w:r>
+      <w:rPr>
+        <w:sz w:val="20"/>
+        <w:szCs w:val="20"/>
+      </w:rPr>
+      <w:t xml:space="preserve">CASE NO. 1:25-bk</w:t>
+      <w:noBreakHyphen/>
+      <w:t xml:space="preserve">00001</w:t>
+    </w:r>
+  </w:p>
+</w:ftr>
+</file>
+
+<file path=word/ftr-page.xml><?xml version="1.0" encoding="utf-8"?>
+<w:ftr xmlns:w="http://schemas.openxmlformats.org/wordprocessingml/2006/main" xmlns:r="http://schemas.openxmlformats.org/officeDocument/2006/relationships">
+  <w:p>
+    <w:pPr>
+      <w:spacing w:before="0" w:after="0"/>
+      <w:jc w:val="center"/>
+    </w:pPr>
+    <w:r>
+      <w:fldChar w:fldCharType="begin"/>
+    </w:r>
+    <w:r>
+      <w:instrText xml:space="preserve"> PAGE </w:instrText>
+    </w:r>
+    <w:r>
+      <w:fldChar w:fldCharType="separate"/>
+    </w:r>
+    <w:r>
+      <w:t>1</w:t>
+    </w:r>
+    <w:r>
+      <w:fldChar w:fldCharType="end"/>
+    </w:r>
+  </w:p>
+</w:ftr>
 </file>
 
 <file path=word/numbering.xml><?xml version="1.0" encoding="utf-8"?>
@@ -862,123 +3661,8 @@
       </w:pPr>
     </w:lvl>
   </w:abstractNum>
-  <w:abstractNum w:abstractNumId="99411">
-    <w:nsid w:val="00A99411"/>
-    <w:multiLevelType w:val="multilevel"/>
-    <w:lvl w:ilvl="0">
-      <w:start w:val="1"/>
-      <w:numFmt w:val="decimal"/>
-      <w:lvlText w:val="%1."/>
-      <w:lvlJc w:val="left"/>
-      <w:pPr>
-        <w:ind w:left="720" w:hanging="360"/>
-      </w:pPr>
-    </w:lvl>
-    <w:lvl w:ilvl="1">
-      <w:start w:val="1"/>
-      <w:numFmt w:val="decimal"/>
-      <w:lvlText w:val="%2."/>
-      <w:lvlJc w:val="left"/>
-      <w:pPr>
-        <w:ind w:left="1440" w:hanging="360"/>
-      </w:pPr>
-    </w:lvl>
-    <w:lvl w:ilvl="2">
-      <w:start w:val="1"/>
-      <w:numFmt w:val="decimal"/>
-      <w:lvlText w:val="%3."/>
-      <w:lvlJc w:val="left"/>
-      <w:pPr>
-        <w:ind w:left="2160" w:hanging="360"/>
-      </w:pPr>
-    </w:lvl>
-    <w:lvl w:ilvl="3">
-      <w:start w:val="1"/>
-      <w:numFmt w:val="decimal"/>
-      <w:lvlText w:val="%4."/>
-      <w:lvlJc w:val="left"/>
-      <w:pPr>
-        <w:ind w:left="2880" w:hanging="360"/>
-      </w:pPr>
-    </w:lvl>
-    <w:lvl w:ilvl="4">
-      <w:start w:val="1"/>
-      <w:numFmt w:val="decimal"/>
-      <w:lvlText w:val="%5."/>
-      <w:lvlJc w:val="left"/>
-      <w:pPr>
-        <w:ind w:left="3600" w:hanging="360"/>
-      </w:pPr>
-    </w:lvl>
-    <w:lvl w:ilvl="5">
-      <w:start w:val="1"/>
-      <w:numFmt w:val="decimal"/>
-      <w:lvlText w:val="%6."/>
-      <w:lvlJc w:val="left"/>
-      <w:pPr>
-        <w:ind w:left="4320" w:hanging="360"/>
-      </w:pPr>
-    </w:lvl>
-    <w:lvl w:ilvl="6">
-      <w:start w:val="1"/>
-      <w:numFmt w:val="decimal"/>
-      <w:lvlText w:val="%7."/>
-      <w:lvlJc w:val="left"/>
-      <w:pPr>
-        <w:ind w:left="5040" w:hanging="360"/>
-      </w:pPr>
-    </w:lvl>
-    <w:lvl w:ilvl="7">
-      <w:start w:val="1"/>
-      <w:numFmt w:val="decimal"/>
-      <w:lvlText w:val="%8."/>
-      <w:lvlJc w:val="left"/>
-      <w:pPr>
-        <w:ind w:left="5760" w:hanging="360"/>
-      </w:pPr>
-    </w:lvl>
-    <w:lvl w:ilvl="8">
-      <w:start w:val="1"/>
-      <w:numFmt w:val="decimal"/>
-      <w:lvlText w:val="%9."/>
-      <w:lvlJc w:val="left"/>
-      <w:pPr>
-        <w:ind w:left="6480" w:hanging="360"/>
-      </w:pPr>
-    </w:lvl>
-  </w:abstractNum>
   <w:num w:numId="1000">
     <w:abstractNumId w:val="990"/>
-  </w:num>
-  <w:num w:numId="1001">
-    <w:abstractNumId w:val="99411"/>
-    <w:lvlOverride w:ilvl="0">
-      <w:startOverride w:val="1"/>
-    </w:lvlOverride>
-    <w:lvlOverride w:ilvl="1">
-      <w:startOverride w:val="1"/>
-    </w:lvlOverride>
-    <w:lvlOverride w:ilvl="2">
-      <w:startOverride w:val="1"/>
-    </w:lvlOverride>
-    <w:lvlOverride w:ilvl="3">
-      <w:startOverride w:val="1"/>
-    </w:lvlOverride>
-    <w:lvlOverride w:ilvl="4">
-      <w:startOverride w:val="1"/>
-    </w:lvlOverride>
-    <w:lvlOverride w:ilvl="5">
-      <w:startOverride w:val="1"/>
-    </w:lvlOverride>
-    <w:lvlOverride w:ilvl="6">
-      <w:startOverride w:val="1"/>
-    </w:lvlOverride>
-    <w:lvlOverride w:ilvl="7">
-      <w:startOverride w:val="1"/>
-    </w:lvlOverride>
-    <w:lvlOverride w:ilvl="8">
-      <w:startOverride w:val="1"/>
-    </w:lvlOverride>
   </w:num>
 </w:numbering>
 </file>
@@ -988,15 +3672,16 @@
   <w:docDefaults>
     <w:rPrDefault>
       <w:rPr>
-        <w:rFonts w:ascii="EB Garamond" w:hAnsi="EB Garamond" w:eastAsia="EB Garamond" w:cs="EB Garamond"/>
-        <w:sz w:val="26"/>
-        <w:szCs w:val="26"/>
-        <w:lang w:val="en-US" w:eastAsia="en-US" w:bidi="ar-SA"/>
+        <w:rFonts w:ascii="Times New Roman" w:hAnsi="Times New Roman" w:eastAsia="Times New Roman" w:cs="Times New Roman"/>
+        <w:sz w:val="24"/>
+        <w:szCs w:val="24"/>
+        <w:lang w:val="en-US" w:eastAsia="zh-CN" w:bidi="ar-SA"/>
       </w:rPr>
     </w:rPrDefault>
     <w:pPrDefault>
       <w:pPr>
-        <w:spacing w:before="0" w:after="0" w:line="240" w:lineRule="auto"/>
+        <w:widowControl/>
+        <w:spacing w:after="0"/>
       </w:pPr>
     </w:pPrDefault>
   </w:docDefaults>
@@ -1004,41 +3689,29 @@
   <w:style w:type="paragraph" w:default="1" w:styleId="Normal">
     <w:name w:val="Normal"/>
     <w:qFormat/>
-    <w:pPr>
-      <w:spacing w:before="0" w:after="0" w:line="240" w:lineRule="auto"/>
-      <w:jc w:val="left"/>
-    </w:pPr>
-    <w:rPr>
-      <w:rFonts w:ascii="EB Garamond" w:hAnsi="EB Garamond" w:eastAsia="EB Garamond" w:cs="EB Garamond"/>
-      <w:sz w:val="26"/>
-      <w:szCs w:val="26"/>
-    </w:rPr>
   </w:style>
   <w:style w:type="paragraph" w:styleId="BodyText">
     <w:name w:val="Body Text"/>
     <w:basedOn w:val="Normal"/>
+    <w:link w:val="BodyTextChar"/>
     <w:qFormat/>
     <w:pPr>
       <w:spacing w:before="0" w:after="0" w:line="480" w:lineRule="exact"/>
       <w:ind w:firstLine="720"/>
     </w:pPr>
   </w:style>
-  <w:style w:type="paragraph" w:styleId="FirstParagraph">
+  <w:style w:type="paragraph" w:customStyle="1" w:styleId="FirstParagraph">
     <w:name w:val="First Paragraph"/>
-    <w:basedOn w:val="Normal"/>
+    <w:basedOn w:val="BodyText"/>
+    <w:next w:val="BodyText"/>
     <w:qFormat/>
-    <w:pPr>
-      <w:spacing w:before="0" w:after="0" w:line="480" w:lineRule="exact"/>
-      <w:ind w:firstLine="720"/>
-    </w:pPr>
-  </w:style>
-  <w:style w:type="paragraph" w:customStyle="0" w:styleId="Compact">
+  </w:style>
+  <w:style w:type="paragraph" w:customStyle="1" w:styleId="Compact">
     <w:name w:val="Compact"/>
     <w:basedOn w:val="BodyText"/>
     <w:qFormat/>
     <w:pPr>
-      <w:spacing w:before="0" w:after="0" w:line="480" w:lineRule="exact"/>
-      <w:ind w:firstLine="0"/>
+      <w:spacing w:before="36" w:after="36"/>
     </w:pPr>
   </w:style>
   <w:style w:type="paragraph" w:styleId="Title">
@@ -1178,8 +3851,10 @@
     <w:name w:val="heading 1"/>
     <w:basedOn w:val="Normal"/>
     <w:next w:val="BodyText"/>
+    <w:link w:val="Heading1Char"/>
     <w:uiPriority w:val="9"/>
     <w:qFormat/>
+    <w:rsid w:val="00A10FD9"/>
     <w:pPr>
       <w:keepNext/>
       <w:keepLines/>
@@ -1189,40 +3864,51 @@
       <w:outlineLvl w:val="0"/>
     </w:pPr>
     <w:rPr>
+      <w:rFonts w:ascii="Times New Roman" w:hAnsi="Times New Roman" w:eastAsia="Times New Roman" w:cs="Times New Roman"/>
       <w:b/>
+      <w:bCs/>
       <w:caps/>
-      <w:sz w:val="26"/>
-      <w:szCs w:val="26"/>
+      <w:color w:val="000000"/>
+      <w:sz w:val="24"/>
+      <w:szCs w:val="24"/>
     </w:rPr>
   </w:style>
   <w:style w:type="paragraph" w:styleId="Heading2">
     <w:name w:val="heading 2"/>
     <w:basedOn w:val="Normal"/>
     <w:next w:val="BodyText"/>
+    <w:link w:val="Heading2Char"/>
     <w:uiPriority w:val="9"/>
+    <w:semiHidden/>
     <w:unhideWhenUsed/>
     <w:qFormat/>
+    <w:rsid w:val="00A10FD9"/>
     <w:pPr>
       <w:keepNext/>
       <w:keepLines/>
       <w:spacing w:before="0" w:after="0" w:line="480" w:lineRule="exact"/>
       <w:ind w:firstLine="0"/>
-      <w:jc w:val="center"/>
       <w:outlineLvl w:val="1"/>
     </w:pPr>
     <w:rPr>
+      <w:rFonts w:ascii="Times New Roman" w:hAnsi="Times New Roman" w:eastAsia="Times New Roman" w:cs="Times New Roman"/>
       <w:b/>
-      <w:sz w:val="26"/>
-      <w:szCs w:val="26"/>
+      <w:bCs/>
+      <w:color w:val="000000"/>
+      <w:sz w:val="24"/>
+      <w:szCs w:val="24"/>
     </w:rPr>
   </w:style>
   <w:style w:type="paragraph" w:styleId="Heading3">
     <w:name w:val="heading 3"/>
     <w:basedOn w:val="Normal"/>
     <w:next w:val="BodyText"/>
+    <w:link w:val="Heading3Char"/>
     <w:uiPriority w:val="9"/>
+    <w:semiHidden/>
     <w:unhideWhenUsed/>
     <w:qFormat/>
+    <w:rsid w:val="00A10FD9"/>
     <w:pPr>
       <w:keepNext/>
       <w:keepLines/>
@@ -1231,10 +3917,12 @@
       <w:outlineLvl w:val="2"/>
     </w:pPr>
     <w:rPr>
+      <w:rFonts w:ascii="Times New Roman" w:hAnsi="Times New Roman" w:eastAsia="Times New Roman" w:cs="Times New Roman"/>
       <w:b/>
-      <w:i/>
-      <w:sz w:val="26"/>
-      <w:szCs w:val="26"/>
+      <w:bCs/>
+      <w:color w:val="000000"/>
+      <w:sz w:val="24"/>
+      <w:szCs w:val="24"/>
     </w:rPr>
   </w:style>
   <w:style w:type="paragraph" w:styleId="Heading4">
@@ -1250,14 +3938,18 @@
     <w:pPr>
       <w:keepNext/>
       <w:keepLines/>
-      <w:spacing w:before="80" w:after="40"/>
+      <w:spacing w:before="0" w:after="0" w:line="480" w:lineRule="exact"/>
+      <w:ind w:firstLine="0"/>
       <w:outlineLvl w:val="3"/>
     </w:pPr>
     <w:rPr>
-      <w:rFonts w:eastAsiaTheme="majorEastAsia" w:cstheme="majorBidi"/>
+      <w:rFonts w:ascii="Times New Roman" w:hAnsi="Times New Roman" w:eastAsia="Times New Roman" w:cs="Times New Roman"/>
+      <w:b/>
+      <w:bCs/>
       <w:i/>
-      <w:iCs/>
-      <w:color w:val="0F4761" w:themeColor="accent1" w:themeShade="BF"/>
+      <w:color w:val="000000"/>
+      <w:sz w:val="24"/>
+      <w:szCs w:val="24"/>
     </w:rPr>
   </w:style>
   <w:style w:type="paragraph" w:styleId="Heading5">
@@ -1273,12 +3965,18 @@
     <w:pPr>
       <w:keepNext/>
       <w:keepLines/>
-      <w:spacing w:before="80" w:after="40"/>
+      <w:spacing w:before="0" w:after="0" w:line="480" w:lineRule="exact"/>
+      <w:ind w:firstLine="0"/>
       <w:outlineLvl w:val="4"/>
     </w:pPr>
     <w:rPr>
-      <w:rFonts w:eastAsiaTheme="majorEastAsia" w:cstheme="majorBidi"/>
-      <w:color w:val="0F4761" w:themeColor="accent1" w:themeShade="BF"/>
+      <w:rFonts w:ascii="Times New Roman" w:hAnsi="Times New Roman" w:eastAsia="Times New Roman" w:cs="Times New Roman"/>
+      <w:b/>
+      <w:bCs/>
+      <w:i/>
+      <w:color w:val="000000"/>
+      <w:sz w:val="24"/>
+      <w:szCs w:val="24"/>
     </w:rPr>
   </w:style>
   <w:style w:type="paragraph" w:styleId="Heading6">
@@ -1488,6 +4186,15 @@
       <w:color w:val="272727" w:themeColor="text1" w:themeTint="D8"/>
     </w:rPr>
   </w:style>
+  <w:style w:type="paragraph" w:customStyle="1" w:styleId="ListItem">
+    <w:name w:val="List Item"/>
+    <w:basedOn w:val="BodyText"/>
+    <w:qFormat/>
+    <w:pPr>
+      <w:spacing w:before="0" w:after="0" w:line="480" w:lineRule="exact"/>
+      <w:ind w:left="720" w:hanging="720"/>
+    </w:pPr>
+  </w:style>
   <w:style w:type="paragraph" w:styleId="BlockText">
     <w:name w:val="Block Text"/>
     <w:basedOn w:val="BodyText"/>
@@ -1496,22 +4203,24 @@
     <w:unhideWhenUsed/>
     <w:qFormat/>
     <w:pPr>
-      <w:spacing w:before="100" w:after="100"/>
-      <w:ind w:firstLine="0" w:left="480" w:right="480"/>
+      <w:spacing w:before="280" w:after="280" w:line="240" w:lineRule="exact"/>
+      <w:ind w:firstLine="0" w:left="720" w:right="720"/>
     </w:pPr>
   </w:style>
   <w:style w:type="paragraph" w:styleId="FootnoteText">
-    <w:name w:val="footnote text"/>
+    <w:name w:val="Footnote Text"/>
     <w:basedOn w:val="Normal"/>
-    <w:uiPriority w:val="99"/>
+    <w:next w:val="FootnoteText"/>
+    <w:uiPriority w:val="9"/>
     <w:unhideWhenUsed/>
-    <w:pPr>
-      <w:spacing w:before="0" w:after="80" w:line="240" w:lineRule="auto"/>
-      <w:ind w:firstLine="0"/>
-    </w:pPr>
-    <w:rPr>
-      <w:sz w:val="26"/>
-      <w:szCs w:val="26"/>
+    <w:qFormat/>
+    <w:pPr>
+      <w:keepLines/>
+      <w:spacing w:before="0" w:after="140" w:line="240" w:lineRule="exact"/>
+    </w:pPr>
+    <w:rPr>
+      <w:sz w:val="24"/>
+      <w:szCs w:val="24"/>
     </w:rPr>
   </w:style>
   <w:style w:type="paragraph" w:styleId="FootnoteBlockText">
@@ -1522,8 +4231,8 @@
     <w:unhideWhenUsed/>
     <w:qFormat/>
     <w:pPr>
-      <w:spacing w:before="100" w:after="100"/>
-      <w:ind w:firstLine="0" w:left="480" w:right="480"/>
+      <w:spacing w:before="280" w:after="280"/>
+      <w:ind w:firstLine="0" w:left="720" w:right="720"/>
     </w:pPr>
   </w:style>
   <w:style w:type="character" w:default="1" w:styleId="DefaultParagraphFont">
@@ -1631,7 +4340,7 @@
     <w:name w:val="Hyperlink"/>
     <w:basedOn w:val="BodyTextChar"/>
     <w:rPr>
-      <w:color w:val="4F81BD" w:themeColor="accent1"/>
+      <w:color w:val="000000"/>
     </w:rPr>
   </w:style>
   <w:style w:type="paragraph" w:styleId="TOCHeading">
@@ -1651,25 +4360,6 @@
       <w:bCs w:val="0"/>
       <w:color w:val="365F91" w:themeColor="accent1" w:themeShade="BF"/>
     </w:rPr>
-  </w:style>
-  <w:style w:type="paragraph" w:customStyle="1" w:styleId="Centered">
-    <w:name w:val="Centered"/>
-    <w:basedOn w:val="Normal"/>
-    <w:qFormat/>
-    <w:pPr>
-      <w:spacing w:before="0" w:after="0" w:line="240" w:lineRule="auto"/>
-      <w:ind w:firstLine="0"/>
-      <w:jc w:val="center"/>
-    </w:pPr>
-  </w:style>
-  <w:style w:type="paragraph" w:customStyle="1" w:styleId="Single">
-    <w:name w:val="Single"/>
-    <w:basedOn w:val="Normal"/>
-    <w:qFormat/>
-    <w:pPr>
-      <w:spacing w:before="0" w:after="0" w:line="240" w:lineRule="auto"/>
-      <w:ind w:firstLine="0"/>
-    </w:pPr>
   </w:style>
   <w:style w:type="paragraph" w:customStyle="1" w:styleId="SourceCode">
     <w:name w:val="Source Code"/>
